--- a/Day_2_Teacher_Packet.docx
+++ b/Day_2_Teacher_Packet.docx
@@ -164,6 +164,105 @@
         <w:tblLook w:firstColumn="1" w:firstRow="1" w:lastColumn="0" w:lastRow="0" w:noHBand="0" w:noVBand="1" w:val="04A0"/>
       </w:tblPr>
       <w:tblGrid>
+        <w:gridCol w:w="2592"/>
+        <w:gridCol w:w="6768"/>
+      </w:tblGrid>
+      <w:tr>
+        <w:tc>
+          <w:tcPr>
+            <w:tcW w:type="dxa" w:w="5112"/>
+            <w:vAlign w:val="top"/>
+          </w:tcPr>
+          <w:p>
+            <w:r/>
+            <w:r>
+              <w:rPr>
+                <w:b/>
+              </w:rPr>
+              <w:t>Topic Goals</w:t>
+            </w:r>
+          </w:p>
+        </w:tc>
+        <w:tc>
+          <w:tcPr>
+            <w:tcW w:type="dxa" w:w="5112"/>
+            <w:vAlign w:val="top"/>
+          </w:tcPr>
+          <w:p>
+            <w:r/>
+            <w:r>
+              <w:t>Students build fluency moving between a polynomial’s factored form and its graph. They work forward (zeros → sign chart → graph) and backward (zeros + a point → equation).</w:t>
+            </w:r>
+          </w:p>
+        </w:tc>
+      </w:tr>
+      <w:tr>
+        <w:tc>
+          <w:tcPr>
+            <w:tcW w:type="dxa" w:w="5112"/>
+            <w:vAlign w:val="top"/>
+          </w:tcPr>
+          <w:p>
+            <w:r/>
+            <w:r>
+              <w:rPr>
+                <w:b/>
+              </w:rPr>
+              <w:t>Essential Question</w:t>
+            </w:r>
+          </w:p>
+        </w:tc>
+        <w:tc>
+          <w:tcPr>
+            <w:tcW w:type="dxa" w:w="5112"/>
+            <w:vAlign w:val="top"/>
+          </w:tcPr>
+          <w:p>
+            <w:r/>
+            <w:r>
+              <w:t>How do the zeros of a polynomial — and a single point on the graph — determine its complete equation?</w:t>
+            </w:r>
+          </w:p>
+        </w:tc>
+      </w:tr>
+      <w:tr>
+        <w:tc>
+          <w:tcPr>
+            <w:tcW w:type="dxa" w:w="5112"/>
+            <w:vAlign w:val="top"/>
+          </w:tcPr>
+          <w:p>
+            <w:r/>
+            <w:r>
+              <w:rPr>
+                <w:b/>
+              </w:rPr>
+              <w:t>Materials</w:t>
+            </w:r>
+          </w:p>
+        </w:tc>
+        <w:tc>
+          <w:tcPr>
+            <w:tcW w:type="dxa" w:w="5112"/>
+            <w:vAlign w:val="top"/>
+          </w:tcPr>
+          <w:p>
+            <w:r/>
+            <w:r>
+              <w:t>Student laptops with Desmos; blank paper; pencils; Blooket access (warm-up code on the board). No chart paper, no manipulatives.</w:t>
+            </w:r>
+          </w:p>
+        </w:tc>
+      </w:tr>
+    </w:tbl>
+    <w:p/>
+    <w:tbl>
+      <w:tblPr>
+        <w:tblStyle w:val="TableGrid"/>
+        <w:tblW w:type="auto" w:w="0"/>
+        <w:tblLook w:firstColumn="1" w:firstRow="1" w:lastColumn="0" w:lastRow="0" w:noHBand="0" w:noVBand="1" w:val="04A0"/>
+      </w:tblPr>
+      <w:tblGrid>
         <w:gridCol w:w="10224"/>
       </w:tblGrid>
       <w:tr>
@@ -182,7 +281,7 @@
           </w:p>
           <w:p>
             <w:r>
-              <w:t>This lesson sequences DOK 1→2→3 across a 60-minute post-spring-break Monday. Savvas-grounded, materials-light (laptops + blank paper, no chart paper). Each section is explicitly labeled and justified.</w:t>
+              <w:t>Aligned to the school’s lesson-plan framework: Do Now → Launch → Explore → Share/Summary → Exit Ticket. Every phase carries an explicit [Framework] and [DOK] tag in this packet and in the classroom pacer HTML.</w:t>
             </w:r>
           </w:p>
           <w:p>
@@ -192,7 +291,7 @@
           </w:p>
           <w:p>
             <w:r>
-              <w:t xml:space="preserve">  →  Blooket warm-up.</w:t>
+              <w:t xml:space="preserve">  →  Blooket warm-up [Do Now].</w:t>
             </w:r>
           </w:p>
           <w:p>
@@ -202,7 +301,7 @@
           </w:p>
           <w:p>
             <w:r>
-              <w:t xml:space="preserve">  →  Sign flip prediction; Practice #12 fluency; Practice #13 discovery; CER exit ticket (applying verification strategies).</w:t>
+              <w:t xml:space="preserve">  →  Sign Flip Warm-Up [Launch]; #12 fluency [Explore]; #13 discovery [Explore]; Share/Summary synthesis; CER exit ticket.</w:t>
             </w:r>
           </w:p>
           <w:p>
@@ -212,12 +311,156 @@
           </w:p>
           <w:p>
             <w:r>
-              <w:t xml:space="preserve">  →  Reverse engineering: zeros + y-intercept → equation. Students coordinate zero-product reasoning, factor form, and a point constraint to determine the leading coefficient.</w:t>
+              <w:t xml:space="preserve">  →  Reverse Engineering [Explore]: zeros + y-intercept → equation.</w:t>
             </w:r>
           </w:p>
           <w:p>
             <w:r>
-              <w:t>Exit ticket is intentionally DOK 2, not DOK 3. DOK 3 for the day is reverse engineering, where students have teacher + partner support. A walk-out-the-door task at DOK 3 under time pressure produces unreliable formative evidence.</w:t>
+              <w:t>Note: the Exit Ticket is intentionally DOK 2, not DOK 3. Students get their DOK 3 work done during Reverse Engineering with teacher + partner support. A walk-out-the-door task at DOK 3 under time pressure produces unreliable formative evidence.</w:t>
+            </w:r>
+          </w:p>
+        </w:tc>
+      </w:tr>
+    </w:tbl>
+    <w:p/>
+    <w:tbl>
+      <w:tblPr>
+        <w:tblStyle w:val="TableGrid"/>
+        <w:tblW w:type="auto" w:w="0"/>
+        <w:tblLook w:firstColumn="1" w:firstRow="1" w:lastColumn="0" w:lastRow="0" w:noHBand="0" w:noVBand="1" w:val="04A0"/>
+      </w:tblPr>
+      <w:tblGrid>
+        <w:gridCol w:w="10224"/>
+      </w:tblGrid>
+      <w:tr>
+        <w:tc>
+          <w:tcPr>
+            <w:tcW w:type="dxa" w:w="10224"/>
+          </w:tcPr>
+          <w:p>
+            <w:r/>
+            <w:r>
+              <w:rPr>
+                <w:b/>
+              </w:rPr>
+              <w:t>✅  CRITERIA FOR SUCCESS  /  FORMATIVE ASSESSMENT</w:t>
+            </w:r>
+          </w:p>
+          <w:p>
+            <w:r>
+              <w:t>Student-facing, revisited during Share/Summary:</w:t>
+            </w:r>
+          </w:p>
+          <w:p>
+            <w:r>
+              <w:t>1.  I can factor a polynomial using GCF and quadratic-factoring patterns.</w:t>
+            </w:r>
+          </w:p>
+          <w:p>
+            <w:r>
+              <w:t>2.  I can identify all zeros of a polynomial from factored form.</w:t>
+            </w:r>
+          </w:p>
+          <w:p>
+            <w:r>
+              <w:t>3.  I can predict what happens to a graph when f(x) becomes −f(x).</w:t>
+            </w:r>
+          </w:p>
+          <w:p>
+            <w:r>
+              <w:t>4.  I can build a polynomial equation from given zeros and a point.</w:t>
+            </w:r>
+          </w:p>
+          <w:p>
+            <w:r>
+              <w:t>5.  I can describe (in my own words) what a graph does at a repeated zero.</w:t>
+            </w:r>
+          </w:p>
+          <w:p>
+            <w:r>
+              <w:t>Formative assessment evidence:</w:t>
+            </w:r>
+          </w:p>
+          <w:p>
+            <w:r>
+              <w:t>•  Blooket per-student percentages (Do Now, DOK 1).</w:t>
+            </w:r>
+          </w:p>
+          <w:p>
+            <w:r>
+              <w:t>•  Partner conversations during Sign Flip and Reverse Engineering (circulating).</w:t>
+            </w:r>
+          </w:p>
+          <w:p>
+            <w:r>
+              <w:t>•  Reverse engineering page — collected or photographed (DOK 3).</w:t>
+            </w:r>
+          </w:p>
+          <w:p>
+            <w:r>
+              <w:t>•  Share/Summary self-rating (student-owned).</w:t>
+            </w:r>
+          </w:p>
+          <w:p>
+            <w:r>
+              <w:t>•  CER exit ticket (DOK 2, collected).</w:t>
+            </w:r>
+          </w:p>
+        </w:tc>
+      </w:tr>
+    </w:tbl>
+    <w:p/>
+    <w:tbl>
+      <w:tblPr>
+        <w:tblStyle w:val="TableGrid"/>
+        <w:tblW w:type="auto" w:w="0"/>
+        <w:tblLook w:firstColumn="1" w:firstRow="1" w:lastColumn="0" w:lastRow="0" w:noHBand="0" w:noVBand="1" w:val="04A0"/>
+      </w:tblPr>
+      <w:tblGrid>
+        <w:gridCol w:w="10224"/>
+      </w:tblGrid>
+      <w:tr>
+        <w:tc>
+          <w:tcPr>
+            <w:tcW w:type="dxa" w:w="10224"/>
+          </w:tcPr>
+          <w:p>
+            <w:r/>
+            <w:r>
+              <w:rPr>
+                <w:b/>
+              </w:rPr>
+              <w:t>🧭  SELF-REFLECTION ASSESSMENT</w:t>
+            </w:r>
+          </w:p>
+          <w:p>
+            <w:r>
+              <w:t>Completed by students during Share/Summary (5 min phase):</w:t>
+            </w:r>
+          </w:p>
+          <w:p>
+            <w:r>
+              <w:t>•  Rate each Criterion for Success: ✓ / partly / not yet.</w:t>
+            </w:r>
+          </w:p>
+          <w:p>
+            <w:r>
+              <w:t>•  One-sentence reflection is NOT required today. Post-break, the written CER exit ticket is the language-load. Self-rating only.</w:t>
+            </w:r>
+          </w:p>
+          <w:p>
+            <w:r>
+              <w:t>Teacher use:</w:t>
+            </w:r>
+          </w:p>
+          <w:p>
+            <w:r>
+              <w:t>•  Scan ratings as packets are turned in. Students self-rating “not yet” on #4 (repeated zero) are primed for Day 3 — call on them first tomorrow to describe what they saw.</w:t>
+            </w:r>
+          </w:p>
+          <w:p>
+            <w:r>
+              <w:t>•  Students rating “not yet” on #3 (reverse engineering) need a quick conference during the next Do Now.</w:t>
             </w:r>
           </w:p>
         </w:tc>
@@ -254,17 +497,17 @@
           </w:p>
           <w:p>
             <w:r>
-              <w:t>Expect activation friction. Students have been off a week; skill decay is real. The Blooket is diagnostic — watch for which skills are cold. If Blooket reveals &gt;40% miss on one skill, pause 60 seconds before the warm-up to reset it. Do not spend longer than that — kids who need more will get it during the fluency pre-check anyway.</w:t>
+              <w:t>Expect activation friction. Students have been off a week; skill decay is real. The Blooket is diagnostic — watch for which skills are cold. If Blooket reveals &gt;40% miss on one skill, pause 60 seconds before Launch to reset it. Do not exceed 60 seconds.</w:t>
             </w:r>
           </w:p>
           <w:p>
             <w:r>
-              <w:t>RELEASE VALVE: if #13 discovery or reverse engineering runs long, the reverse engineering task compresses to “verbal partner work only, written justification is homework.” Do NOT compress the discovery moment at x = 4 in #13 — that’s the bridge to Day 3.</w:t>
+              <w:t>RELEASE VALVE: if #13 discovery or Reverse Engineering runs long, the WRITTEN portion of Reverse Engineering compresses to homework; the in-class partner JUSTIFICATION conversation is preserved. Do NOT compress the discovery moment at x = 4 in #13 — that’s the bridge to Day 3.</w:t>
             </w:r>
           </w:p>
           <w:p>
             <w:r>
-              <w:t>Chart paper intentionally skipped today. Traveling-teacher setup cost is high and no walkthroughs are scheduled; kids get a blank-paper break after four days of chart-paper work.</w:t>
+              <w:t>Chart paper intentionally skipped today. Traveling-teacher setup cost is high and no walkthroughs are scheduled; students get a materials-light day after four days of chart-paper work.</w:t>
             </w:r>
           </w:p>
         </w:tc>
@@ -291,12 +534,17 @@
               <w:rPr>
                 <w:b/>
               </w:rPr>
-              <w:t>[DOK 1] Recall &amp; Reproduction</w:t>
+              <w:t>[Do Now]  [DOK 1] Recall &amp; Reproduction</w:t>
             </w:r>
           </w:p>
           <w:p>
             <w:r>
-              <w:t>Students retrieve memorized procedures: identifying zeros from factors, counting intervals, difference of squares, GCF factoring. Includes one new primer-level question on sign flip (“if a factor flips sign, what happens?”) to set up the warm-up.</w:t>
+              <w:t>Framework: Do Now, &lt;10 min. Purpose: engage, hook, diagnostic.</w:t>
+            </w:r>
+          </w:p>
+          <w:p>
+            <w:r>
+              <w:t>Students retrieve Day 1 procedures (zeros from factors, counting intervals, difference of squares, GCF factoring) and get a primer on sign flip via 2–3 new items.</w:t>
             </w:r>
           </w:p>
         </w:tc>
@@ -323,17 +571,17 @@
               <w:rPr>
                 <w:b/>
               </w:rPr>
-              <w:t>🎮  Blooket Warm-Up  [DOK 1]   (7 min)</w:t>
+              <w:t>🎮  Blooket Warm-Up   [Do Now]  [DOK 1]   (7 min)</w:t>
             </w:r>
           </w:p>
           <w:p>
             <w:r>
-              <w:t>20 questions. Mix of Day 1 skills (zeros, intervals, factoring) plus 2–3 sign-flip primer questions:</w:t>
+              <w:t>20 questions. Day 1 skill mix plus 2–3 sign-flip primers:</w:t>
             </w:r>
           </w:p>
           <w:p>
             <w:r>
-              <w:t xml:space="preserve">  •  “If f(x) = x(x − 4), what are the zeros of −f(x)?” (same zeros)</w:t>
+              <w:t xml:space="preserve">  •  “If f(x) = x(x − 4), what are the zeros of −f(x)?” (same)</w:t>
             </w:r>
           </w:p>
           <w:p>
@@ -375,17 +623,17 @@
           </w:p>
           <w:p>
             <w:r>
-              <w:t>Diagnostic: Which skills have decayed most over break? Note the two lowest-percent questions.</w:t>
+              <w:t>Diagnostic: note the two lowest-percent questions.</w:t>
             </w:r>
           </w:p>
           <w:p>
             <w:r>
-              <w:t>If a Day 1 skill is cold: 60-second board reset, then move on — it will get reps during the activities.</w:t>
+              <w:t>If a Day 1 skill is cold: 60-second board reset, then move on. It will get reps during Explore.</w:t>
             </w:r>
           </w:p>
           <w:p>
             <w:r>
-              <w:t>Do NOT reteach sign flip at the board. Let students discover it in the warm-up in 2 minutes.</w:t>
+              <w:t>Do NOT reteach sign flip at the board. Let students discover it in Launch in 2 minutes.</w:t>
             </w:r>
           </w:p>
         </w:tc>
@@ -412,12 +660,17 @@
               <w:rPr>
                 <w:b/>
               </w:rPr>
-              <w:t>[DOK 2] Skills &amp; Concepts — Sign Flip</w:t>
+              <w:t>[Launch]  [DOK 2] Skills &amp; Concepts — Sign Flip</w:t>
             </w:r>
           </w:p>
           <w:p>
             <w:r>
-              <w:t>Students apply Day 1’s sign-chart and end-behavior reasoning to a NEW comparison: f vs. −f. Requires predicting before verifying and articulating what changes vs. what stays. Multi-step reasoning across algebraic and graphical representations.</w:t>
+              <w:t>Framework: Launch, 5–15 min. Purpose: unpack objectives, entry point to new content, review skill, academic conversation, check for understanding.</w:t>
+            </w:r>
+          </w:p>
+          <w:p>
+            <w:r>
+              <w:t>Students apply Day 1’s sign-chart and end-behavior reasoning to a NEW comparison: f vs. −f. Predict BEFORE verifying. Articulate what changes vs. stays. Multi-step reasoning across algebraic and graphical representations.</w:t>
             </w:r>
           </w:p>
         </w:tc>
@@ -446,7 +699,7 @@
               <w:rPr>
                 <w:b/>
               </w:rPr>
-              <w:t>🔄  Sign Flip Warm-Up  [DOK 2]   (8 min)</w:t>
+              <w:t>🔄  Sign Flip Warm-Up   [Launch]  [DOK 2]   (8 min)</w:t>
             </w:r>
           </w:p>
         </w:tc>
@@ -478,7 +731,7 @@
           </w:p>
           <w:p>
             <w:r>
-              <w:t>•  Sign chart flips every row. Product has one more negative.</w:t>
+              <w:t>•  Sign chart flips every row.</w:t>
             </w:r>
           </w:p>
           <w:p>
@@ -525,12 +778,12 @@
           </w:p>
           <w:p>
             <w:r>
-              <w:t>Push for precision: “How do you know BEFORE you graph that the zeros are the same?” (Zero Product Property: 0 times anything is 0, regardless of a leading negative sign.)</w:t>
+              <w:t>Push for precision: “How do you know BEFORE you graph that the zeros are the same?” (Zero Product Property: 0 times anything is 0, regardless of a leading negative.)</w:t>
             </w:r>
           </w:p>
           <w:p>
             <w:r>
-              <w:t>End-behavior language: use “points” (up/down) not “opens.” Reserves “opens” for parabolas.</w:t>
+              <w:t>End-behavior language: use “points” (up/down), not “opens.” Reserve “opens” for parabolas.</w:t>
             </w:r>
           </w:p>
         </w:tc>
@@ -557,12 +810,17 @@
               <w:rPr>
                 <w:b/>
               </w:rPr>
-              <w:t>[DOK 2] Skills &amp; Concepts — Fluency Pre-Check</w:t>
+              <w:t>[Explore 1]  [DOK 2] — Fluency Pre-Check</w:t>
             </w:r>
           </w:p>
           <w:p>
             <w:r>
-              <w:t>Savvas Practice #12. Students factor and identify zeros only — no sketch. Deliberate repeat of the Day 1 Try It 1a pattern (GCF cubic) to confirm the skill survived break. 5 minutes; anyone still factoring at 5-minute mark partners up with a nearby student who finished.</w:t>
+              <w:t>Framework: Explore, 35–40 min total (across three activities). Purpose: cognitively demanding task, academic conversation, content-based writing, students doing heavy lifting.</w:t>
+            </w:r>
+          </w:p>
+          <w:p>
+            <w:r>
+              <w:t>Savvas Practice #12. Factor and identify zeros only — no sketch. Deliberate repeat of Day 1 Try It 1a (GCF cubic) to confirm the skill survived break. 5 minutes; still-stuck students partner up.</w:t>
             </w:r>
           </w:p>
         </w:tc>
@@ -628,7 +886,7 @@
           </w:p>
           <w:p>
             <w:r>
-              <w:t>Note: this is a deliberate repeat of the GCF-cubic pattern from Day 1's Try It 1a. Students should do this quickly. Cap at 5 minutes — anyone still stuck goes to partner support; don't reteach class-wide.</w:t>
+              <w:t>Note: deliberate repeat of the GCF-cubic pattern from Day 1 Try It 1a. Students should do this quickly. Cap at 5 min — still-stuck students pair with finishers; don't reteach class-wide.</w:t>
             </w:r>
           </w:p>
         </w:tc>
@@ -660,17 +918,17 @@
           </w:p>
           <w:p>
             <w:r>
-              <w:t>No circulating teaching. Circulate watching only. This is a diagnostic: who factored fluently, who didn’t.</w:t>
+              <w:t>No circulating teaching. Circulate watching only — diagnostic: who factored fluently, who didn’t.</w:t>
             </w:r>
           </w:p>
           <w:p>
             <w:r>
-              <w:t>If a student gets stuck factoring x² − 3x − 4, prompt: “Two numbers × to −4, + to −3.” Give the prompt once; if still stuck, pair with a finisher and MOVE ON.</w:t>
+              <w:t>Stuck on x² − 3x − 4? Prompt: “Two numbers × to −4, + to −3.” Give once; pair with a finisher; MOVE ON.</w:t>
             </w:r>
           </w:p>
           <w:p>
             <w:r>
-              <w:t>Hard stop at 5 minutes even if not all finished. #13 is the instructional priority.</w:t>
+              <w:t>Hard stop at 5 min even if not all finished. #13 is the instructional priority.</w:t>
             </w:r>
           </w:p>
         </w:tc>
@@ -697,12 +955,17 @@
               <w:rPr>
                 <w:b/>
               </w:rPr>
-              <w:t>[DOK 2–3] Skills &amp; Concepts → Strategic Thinking</w:t>
+              <w:t>[Explore 2]  [DOK 2–3] Skills &amp; Concepts → Strategic Thinking</w:t>
             </w:r>
           </w:p>
           <w:p>
             <w:r>
-              <w:t>Savvas Practice #13. Students factor x³ − 8x² + 16x → x(x − 4)², then graph in Desmos and observe the graph TOUCHING the x-axis at x = 4 (not crossing). This is a phenomenon they have not seen before. They describe what they see in their own words — the teacher does NOT name multiplicity today. This is the planted seed for Day 3.</w:t>
+              <w:t>Savvas Practice #13. Factor x³ − 8x² + 16x → x(x − 4)², graph in Desmos, observe the graph TOUCHING the x-axis at x = 4 (not crossing). Phenomenon not seen before. Students describe in their own words; teacher does NOT name multiplicity today. Planted seed for Day 3.</w:t>
+            </w:r>
+          </w:p>
+          <w:p>
+            <w:r>
+              <w:t>Compressed to 15 min (was 17) to make room for Share/Summary. The discovery moment itself is NOT cut — Desmos observation and student articulation are preserved.</w:t>
             </w:r>
           </w:p>
         </w:tc>
@@ -763,12 +1026,12 @@
           </w:p>
           <w:p>
             <w:r>
-              <w:t>✅ What happens at x = 4 in Desmos: the graph TOUCHES the x-axis and turns around (does not cross)</w:t>
+              <w:t>✅ At x = 4 in Desmos: the graph TOUCHES the x-axis and turns around (does not cross).</w:t>
             </w:r>
           </w:p>
           <w:p>
             <w:r>
-              <w:t>✅ End behavior: x³ → down left, up right (odd degree, positive leading coeff)</w:t>
+              <w:t>✅ End behavior: x³ → down left, up right (odd degree, positive leading coeff).</w:t>
             </w:r>
           </w:p>
           <w:p>
@@ -778,12 +1041,12 @@
           </w:p>
           <w:p>
             <w:r>
-              <w:t>Students will see the graph touch at x = 4 and ask “why doesn’t it cross?” DO NOT name multiplicity today. Say: “Interesting. Describe what you see in your own words.” Log the observation on the board as a class-curiosity. Tomorrow is Day 3: Multiplicity. Let the mystery sit overnight.</w:t>
+              <w:t>Students see the touch at x = 4 and ask “why doesn’t it cross?” DO NOT name multiplicity today. Say: “Interesting. Describe what you see in your own words.” Log the observation on the board as class curiosity. Day 3 is Multiplicity — let the mystery sit overnight.</w:t>
             </w:r>
           </w:p>
           <w:p>
             <w:r>
-              <w:t>Accept student language: “touches” / “bounces” / “turns” / “kisses the axis.” All fine for today.</w:t>
+              <w:t>Accept: “touches,” “bounces,” “turns,” “kisses the axis.” All fine for today.</w:t>
             </w:r>
           </w:p>
         </w:tc>
@@ -820,17 +1083,17 @@
           </w:p>
           <w:p>
             <w:r>
-              <w:t>Common error: Write two factors (x − 4)(x − 4) but list x = 4 only once and say there are 3 zeros. Prompt: “Count your factors. Count your distinct zero values. What’s different?”</w:t>
+              <w:t>Common error: Write (x − 4)(x − 4) but list x = 4 only once and call it 3 zeros. Prompt: “Count factors. Count distinct zero values. What’s different?”</w:t>
             </w:r>
           </w:p>
           <w:p>
             <w:r>
-              <w:t>The moment that matters: Students graph in Desmos and say “it touches but doesn’t cross.” Capture this on the board. DO NOT explain. Ask one follow-up: “Which factor made that happen, do you think?” Hear their guesses. Say “we’ll name it tomorrow.” Leave it open.</w:t>
+              <w:t>The moment that matters: Students graph in Desmos and say “it touches but doesn’t cross.” Capture on the board. DO NOT explain. Ask one follow-up: “Which factor made that happen, do you think?” Hear guesses. Say “we’ll name it tomorrow.” Leave it open.</w:t>
             </w:r>
           </w:p>
           <w:p>
             <w:r>
-              <w:t>ELL support: “touches” / “bounces” / “kisses the axis” are all valid descriptions today. Precision is tomorrow’s job.</w:t>
+              <w:t>ELL support: “touches” / “bounces” / “kisses the axis” all valid today. Precision is tomorrow’s job.</w:t>
             </w:r>
           </w:p>
         </w:tc>
@@ -857,12 +1120,17 @@
               <w:rPr>
                 <w:b/>
               </w:rPr>
-              <w:t>[DOK 3] Strategic Thinking — Reverse Engineering</w:t>
+              <w:t>[Explore 3]  [DOK 3] Strategic Thinking — Reverse Engineering</w:t>
             </w:r>
           </w:p>
           <w:p>
             <w:r>
-              <w:t>Students reverse the Day 1 process: given zeros and a point on the graph, construct the polynomial equation. This is DOK 3 because students must (1) translate zeros into factors (inverse of the Zero Product Property), (2) recognize that the factored form f(x) = a(x − r₁)(x − r₂)(x − r₃) has a hidden parameter a, (3) use a given point as a constraint to solve for a. Three representations coordinated: zeros → factors, factored form → point substitution, solved equation → final equation. No memorized procedure gets them there in one step.</w:t>
+              <w:t>Students reverse the Day 1 process: given zeros and a point on the graph, construct the polynomial equation. DOK 3 because students coordinate three representations: (1) zeros → factors (inverse Zero Product Property), (2) factored form with hidden parameter a, (3) point constraint → solve for a.</w:t>
+            </w:r>
+          </w:p>
+          <w:p>
+            <w:r>
+              <w:t>Compressed to 15 min (was 18) to make room for Share/Summary. Release valve: written CER portion moves to homework if time runs short; in-class partner justification is preserved. This is where the DOK 3 reasoning lives.</w:t>
             </w:r>
           </w:p>
         </w:tc>
@@ -943,7 +1211,7 @@
           </w:p>
           <w:p>
             <w:r>
-              <w:t>✅ Desmos check: graph should pass through (0, −8) with zeros at −2, 1, 4, and (because a is negative) go UP on the left, DOWN on the right.</w:t>
+              <w:t>✅ Desmos check: passes through (0, −8), zeros at −2, 1, 4, leading negative flips end behavior to up-left/down-right.</w:t>
             </w:r>
           </w:p>
           <w:p>
@@ -953,7 +1221,12 @@
           </w:p>
           <w:p>
             <w:r>
-              <w:t>Students must (1) translate zeros → factors (Zero Product Property in reverse), (2) recognize that any leading coefficient a scales the function, (3) use a known point to solve for a. Three representations used together: algebraic zeros, factored form, point on graph.</w:t>
+              <w:t>Students coordinate three moves: (1) zeros → factors (inverse Zero Product Property), (2) factored form with hidden parameter a, (3) point constraint → solve for a. No memorized procedure gets them there in one step.</w:t>
+            </w:r>
+          </w:p>
+          <w:p>
+            <w:r>
+              <w:t>Compressed window (15 min, down from 18): if partner conversations take too long, written CER component of Reverse Engineering moves to homework. Preserve the DOK 3 partner discussion — that’s where the reasoning lives.</w:t>
             </w:r>
           </w:p>
         </w:tc>
@@ -985,22 +1258,27 @@
           </w:p>
           <w:p>
             <w:r>
-              <w:t>Common stall: Students write f(x) = (x + 2)(x − 1)(x − 4) and don’t include the leading coefficient a. Prompt: “Plug in x = 0. What do you get? Is that −8?”</w:t>
+              <w:t>Common stall: Students write f(x) = (x + 2)(x − 1)(x − 4) without the leading coefficient a. Prompt: “Plug in x = 0. What do you get? Is that −8?”</w:t>
             </w:r>
           </w:p>
           <w:p>
             <w:r>
-              <w:t>Common error: Sign flip on a zero. “x = −2 is a zero” becomes (x − 2) instead of (x + 2). Prompt: “Set your factor equal to zero. Does it give you x = −2?”</w:t>
+              <w:t>Common error: Sign flip on a zero. “x = −2” becomes (x − 2). Prompt: “Set your factor = 0. Does it give x = −2?”</w:t>
             </w:r>
           </w:p>
           <w:p>
             <w:r>
-              <w:t>If time runs short: partners verbally justify their answer to each other — written CER can move to homework. Do NOT skip the justification conversation; that’s where DOK 3 lives.</w:t>
+              <w:t>Partner roles (IEP-friendly): one student is “factor-finder,” one is “equation-checker.” Clear scope for processing-speed accommodations.</w:t>
             </w:r>
           </w:p>
           <w:p>
             <w:r>
-              <w:t>Extension for fast finishers: “What if the point had been (0, 8) instead of (0, −8)?” (a = 1, so f(x) = (x + 2)(x − 1)(x − 4).)</w:t>
+              <w:t>If short on time: verbal partner justification in class; written CER as homework. Do NOT skip the justification conversation.</w:t>
+            </w:r>
+          </w:p>
+          <w:p>
+            <w:r>
+              <w:t>Extension: “What if the point were (0, 8) instead?” (a = 1, so f(x) = (x + 2)(x − 1)(x − 4).)</w:t>
             </w:r>
           </w:p>
         </w:tc>
@@ -1027,12 +1305,17 @@
               <w:rPr>
                 <w:b/>
               </w:rPr>
-              <w:t>[DOK 2] Verification — Exit Ticket</w:t>
+              <w:t>[Share/Summary]  [DOK 2] Synthesis + Reflection</w:t>
             </w:r>
           </w:p>
           <w:p>
             <w:r>
-              <w:t>Savvas Practice #6. Students apply known verification strategies (substitute, test points, Desmos cross-check) to a general question about sketch correctness. DOK 2, not DOK 3: students are applying strategies they have, not constructing a novel argument. Appropriate for a 5-minute walk-out task.</w:t>
+              <w:t>Framework: Share/Summary, 5–15 min. Purpose: synthesis of learning, return to content and language objectives, reflection on criteria for success, academic conversation.</w:t>
+            </w:r>
+          </w:p>
+          <w:p>
+            <w:r>
+              <w:t>This phase was explicitly added for framework alignment. Do NOT skip it even if Explore runs long — use the Reverse Engineering release valve instead.</w:t>
             </w:r>
           </w:p>
         </w:tc>
@@ -1059,7 +1342,183 @@
               <w:rPr>
                 <w:b/>
               </w:rPr>
-              <w:t>📤  EXIT TICKET — CER  [DOK 2]   (5 min)</w:t>
+              <w:t>🔁  SHARE / SUMMARY   [Share/Summary]  [DOK 2]   (5 min)</w:t>
+            </w:r>
+          </w:p>
+          <w:p>
+            <w:r>
+              <w:t>Teacher script:</w:t>
+            </w:r>
+          </w:p>
+          <w:p>
+            <w:r>
+              <w:t>1.  Essential Question callback (60 sec): “How do the zeros and a point on the graph determine the polynomial’s equation?” Hear one student; paraphrase with precision.</w:t>
+            </w:r>
+          </w:p>
+          <w:p>
+            <w:r>
+              <w:t>2.  Language Objective check (60 sec): “Who used ‘the zeros stay the same because...’ today? What did you finish it with?” Hear 2–3 voices.</w:t>
+            </w:r>
+          </w:p>
+          <w:p>
+            <w:r>
+              <w:t>3.  Students complete sentence completion + self-ratings on packet (90 sec). Teacher circulates and scans ratings.</w:t>
+            </w:r>
+          </w:p>
+          <w:p>
+            <w:r>
+              <w:t>4.  Preview Day 3 (30 sec): “Tomorrow we name what happened at x = 4.” Do NOT name it.</w:t>
+            </w:r>
+          </w:p>
+          <w:p>
+            <w:r>
+              <w:t>5.  Collect packets (30 sec) as students transition to CER.</w:t>
+            </w:r>
+          </w:p>
+        </w:tc>
+      </w:tr>
+    </w:tbl>
+    <w:p/>
+    <w:tbl>
+      <w:tblPr>
+        <w:tblStyle w:val="TableGrid"/>
+        <w:tblW w:type="auto" w:w="0"/>
+        <w:tblLook w:firstColumn="1" w:firstRow="1" w:lastColumn="0" w:lastRow="0" w:noHBand="0" w:noVBand="1" w:val="04A0"/>
+      </w:tblPr>
+      <w:tblGrid>
+        <w:gridCol w:w="10224"/>
+      </w:tblGrid>
+      <w:tr>
+        <w:tc>
+          <w:tcPr>
+            <w:tcW w:type="dxa" w:w="10224"/>
+          </w:tcPr>
+          <w:p>
+            <w:r/>
+            <w:r>
+              <w:rPr>
+                <w:b/>
+              </w:rPr>
+              <w:t>✅  SHARE / SUMMARY / ANSWER KEY + DIAGNOSTIC</w:t>
+            </w:r>
+          </w:p>
+          <w:p>
+            <w:r>
+              <w:t>Sentence completion: The ZEROS of a polynomial came from its FACTORS, and a POINT on the graph told us the leading coefficient.</w:t>
+            </w:r>
+          </w:p>
+          <w:p>
+            <w:r>
+              <w:t>Criteria for Success — what to scan when packets come in:</w:t>
+            </w:r>
+          </w:p>
+          <w:p>
+            <w:r>
+              <w:t>•  #1 (factoring): should be ✓ or “partly” for most. “Not yet” = intervention in next Do Now.</w:t>
+            </w:r>
+          </w:p>
+          <w:p>
+            <w:r>
+              <w:t>•  #2 (sign flip): should be ✓ for most — it was explicit Launch content.</w:t>
+            </w:r>
+          </w:p>
+          <w:p>
+            <w:r>
+              <w:t>•  #3 (reverse engineering): “partly” is acceptable for most today. This was the new DOK 3 skill. Not-yet is diagnostic — cluster these students for partner-pair support in Day 3’s Explore.</w:t>
+            </w:r>
+          </w:p>
+          <w:p>
+            <w:r>
+              <w:t>•  #4 (repeated zero): expect mostly “partly” or “not yet” — we deliberately did NOT name it today. Day 3 exists precisely to name this.</w:t>
+            </w:r>
+          </w:p>
+          <w:p>
+            <w:r>
+              <w:t>Teacher action during Share/Summary (5 min):</w:t>
+            </w:r>
+          </w:p>
+          <w:p>
+            <w:r>
+              <w:t>1.  Call back the Essential Question: “How do zeros + a point determine the equation?” Invite one student to answer in their own words.</w:t>
+            </w:r>
+          </w:p>
+          <w:p>
+            <w:r>
+              <w:t>2.  Revisit the Language Objective: “Who used ‘the zeros stay the same because...’ today? What did you finish the sentence with?” Hear 2–3 voices.</w:t>
+            </w:r>
+          </w:p>
+          <w:p>
+            <w:r>
+              <w:t>3.  Students circle their self-ratings (90 seconds).</w:t>
+            </w:r>
+          </w:p>
+          <w:p>
+            <w:r>
+              <w:t>4.  Tease Day 3: “Tomorrow we name the thing that happened at x = 4 in g(x).” Do not name it now.</w:t>
+            </w:r>
+          </w:p>
+        </w:tc>
+      </w:tr>
+    </w:tbl>
+    <w:p/>
+    <w:tbl>
+      <w:tblPr>
+        <w:tblStyle w:val="TableGrid"/>
+        <w:tblW w:type="auto" w:w="0"/>
+        <w:tblLook w:firstColumn="1" w:firstRow="1" w:lastColumn="0" w:lastRow="0" w:noHBand="0" w:noVBand="1" w:val="04A0"/>
+      </w:tblPr>
+      <w:tblGrid>
+        <w:gridCol w:w="10224"/>
+      </w:tblGrid>
+      <w:tr>
+        <w:tc>
+          <w:tcPr>
+            <w:tcW w:type="dxa" w:w="10224"/>
+          </w:tcPr>
+          <w:p>
+            <w:r/>
+            <w:r>
+              <w:rPr>
+                <w:b/>
+              </w:rPr>
+              <w:t>[Exit Ticket]  [DOK 2] Verification</w:t>
+            </w:r>
+          </w:p>
+          <w:p>
+            <w:r>
+              <w:t>Framework: Exit Ticket / Assessment. Purpose: show what students have learned based on the objective.</w:t>
+            </w:r>
+          </w:p>
+          <w:p>
+            <w:r>
+              <w:t>Savvas Practice #6. Students apply known verification strategies (substitute, test points, Desmos cross-check) to a general question about sketch correctness. DOK 2 deliberately — walk-out task under time pressure should not be DOK 3.</w:t>
+            </w:r>
+          </w:p>
+        </w:tc>
+      </w:tr>
+    </w:tbl>
+    <w:p/>
+    <w:tbl>
+      <w:tblPr>
+        <w:tblStyle w:val="TableGrid"/>
+        <w:tblW w:type="auto" w:w="0"/>
+        <w:tblLook w:firstColumn="1" w:firstRow="1" w:lastColumn="0" w:lastRow="0" w:noHBand="0" w:noVBand="1" w:val="04A0"/>
+      </w:tblPr>
+      <w:tblGrid>
+        <w:gridCol w:w="10224"/>
+      </w:tblGrid>
+      <w:tr>
+        <w:tc>
+          <w:tcPr>
+            <w:tcW w:type="dxa" w:w="10224"/>
+          </w:tcPr>
+          <w:p>
+            <w:r/>
+            <w:r>
+              <w:rPr>
+                <w:b/>
+              </w:rPr>
+              <w:t>📤  EXIT TICKET — CER   [Exit Ticket]  [DOK 2]   (5 min)</w:t>
             </w:r>
           </w:p>
           <w:p>
@@ -1116,17 +1575,17 @@
           </w:p>
           <w:p>
             <w:r>
-              <w:t>EVIDENCE: Substitute each x-value at a zero — the function should equal 0. Pick a test point in each interval — the sign of f(test) should match whether the graph is above or below the x-axis there. Compare to a Desmos graph.</w:t>
+              <w:t>EVIDENCE: Substitute each x-value at a zero — f(x) should equal 0. Pick a test point in each interval — the sign of f(test) should match whether the graph is above or below the x-axis there. Compare to a Desmos graph.</w:t>
             </w:r>
           </w:p>
           <w:p>
             <w:r>
-              <w:t>REASONING: Zeros are where the graph crosses or touches the x-axis by definition, so if my sketched zeros match the factors, the x-intercepts are right. Test points confirm the shape in between. Desmos is a visual cross-check.</w:t>
+              <w:t>REASONING: Zeros are where the graph meets the x-axis by definition, so if sketched zeros match the factors, x-intercepts are right. Test points confirm the shape between. Desmos is a visual cross-check.</w:t>
             </w:r>
           </w:p>
           <w:p>
             <w:r>
-              <w:t>Why DOK 2: applying known verification strategies (substitute, test points, tech check) to a general question. Not constructing a novel argument — that was the reverse engineering task earlier in class.</w:t>
+              <w:t>Why DOK 2: applying known verification strategies. Not constructing a novel argument — that was Reverse Engineering.</w:t>
             </w:r>
           </w:p>
         </w:tc>
@@ -1163,12 +1622,17 @@
           </w:p>
           <w:p>
             <w:r>
-              <w:t>2.  Reverse engineering pages — scan or photo the page with the equation and justification (DOK 3 formative evidence).</w:t>
+              <w:t>2.  Reverse engineering pages — scan or photo the equation and justification (DOK 3 formative evidence).</w:t>
             </w:r>
           </w:p>
           <w:p>
             <w:r>
-              <w:t>3.  Note which students showed the “it touches!” discovery in #13 — they are primed for Day 3 and can be asked to narrate their observation at the start of next class.</w:t>
+              <w:t>3.  Share/Summary self-ratings — quick visual scan as packets come in.</w:t>
+            </w:r>
+          </w:p>
+          <w:p>
+            <w:r>
+              <w:t>4.  Note which students showed the “it touches!” discovery on #13 — call on them first in Day 3.</w:t>
             </w:r>
           </w:p>
         </w:tc>
@@ -1200,22 +1664,32 @@
           </w:p>
           <w:p>
             <w:r>
-              <w:t>[DOK 1] Blooket: Teacher monitoring dashboard? Using data diagnostically rather than just playing?</w:t>
+              <w:t>[Do Now] Blooket: Teacher monitoring dashboard diagnostically?</w:t>
             </w:r>
           </w:p>
           <w:p>
             <w:r>
-              <w:t>[DOK 2] Sign flip &amp; fluency: Students predicting BEFORE graphing? Teacher circulating with questions, not answers?</w:t>
+              <w:t>[Launch] Sign Flip: Students predicting BEFORE graphing? Teacher circulating with questions, not answers?</w:t>
             </w:r>
           </w:p>
           <w:p>
             <w:r>
-              <w:t>[DOK 2–3] #13 discovery: Students articulating what they see in their own language? Teacher resisting the urge to name multiplicity?</w:t>
+              <w:t>[Explore] #13 discovery: Students articulating observations in their own language? Teacher resisting the urge to name multiplicity?</w:t>
             </w:r>
           </w:p>
           <w:p>
             <w:r>
-              <w:t>[DOK 3] Reverse engineering: Partners justifying their leading coefficient? Students referencing the point constraint by name?</w:t>
+              <w:t>[Explore] Reverse Engineering: Partners justifying leading coefficient? Students referencing the point constraint by name?</w:t>
+            </w:r>
+          </w:p>
+          <w:p>
+            <w:r>
+              <w:t>[Share/Summary] Students self-rating honestly? Teacher calling back to Essential Question + Language Objective?</w:t>
+            </w:r>
+          </w:p>
+          <w:p>
+            <w:r>
+              <w:t>[Exit Ticket] CER structure visible? All three components present?</w:t>
             </w:r>
           </w:p>
         </w:tc>
@@ -1242,7 +1716,64 @@
               <w:rPr>
                 <w:b/>
               </w:rPr>
-              <w:t>🌍  ELL SUPPORTS BUILT INTO THIS LESSON</w:t>
+              <w:t>🧩  MODIFICATIONS / SUPPORT FOR IEP STUDENTS</w:t>
+            </w:r>
+          </w:p>
+          <w:p>
+            <w:r>
+              <w:t>•  Chunked tasks on blank paper: one step per clearly numbered step. No dense text blocks.</w:t>
+            </w:r>
+          </w:p>
+          <w:p>
+            <w:r>
+              <w:t>•  Desmos graphing reduces fine-motor sketch demand — sketches on blank paper are supported, not required to be precise.</w:t>
+            </w:r>
+          </w:p>
+          <w:p>
+            <w:r>
+              <w:t>•  Partner pairing for Reverse Engineering: assign roles (“factor-finder” and “equation-checker”) so students with processing-speed accommodations have a clearly scoped job.</w:t>
+            </w:r>
+          </w:p>
+          <w:p>
+            <w:r>
+              <w:t>•  Extended-time release valve is built-in: the written CER portion of Reverse Engineering can move to homework if class time runs short. No student is penalized for not finishing written work in class.</w:t>
+            </w:r>
+          </w:p>
+          <w:p>
+            <w:r>
+              <w:t>•  Blooket answers read aloud to the class if an individual IEP requires it (audio support).</w:t>
+            </w:r>
+          </w:p>
+          <w:p>
+            <w:r>
+              <w:t>•  Preferential seating for students with attention accommodations — close to board for Sign Flip synthesis.</w:t>
+            </w:r>
+          </w:p>
+        </w:tc>
+      </w:tr>
+    </w:tbl>
+    <w:p/>
+    <w:tbl>
+      <w:tblPr>
+        <w:tblStyle w:val="TableGrid"/>
+        <w:tblW w:type="auto" w:w="0"/>
+        <w:tblLook w:firstColumn="1" w:firstRow="1" w:lastColumn="0" w:lastRow="0" w:noHBand="0" w:noVBand="1" w:val="04A0"/>
+      </w:tblPr>
+      <w:tblGrid>
+        <w:gridCol w:w="10224"/>
+      </w:tblGrid>
+      <w:tr>
+        <w:tc>
+          <w:tcPr>
+            <w:tcW w:type="dxa" w:w="10224"/>
+          </w:tcPr>
+          <w:p>
+            <w:r/>
+            <w:r>
+              <w:rPr>
+                <w:b/>
+              </w:rPr>
+              <w:t>🌍  SUPPORTS FOR ELL STUDENTS</w:t>
             </w:r>
           </w:p>
           <w:p>
@@ -1252,12 +1783,12 @@
           </w:p>
           <w:p>
             <w:r>
-              <w:t>•  Predict-before-verify routine reduces reliance on spoken English — students commit in writing first.</w:t>
+              <w:t>•  Predict-before-verify routine — students commit in writing before speaking.</w:t>
             </w:r>
           </w:p>
           <w:p>
             <w:r>
-              <w:t>•  “Touches” / “bounces” / “turns” accepted for #13 discovery. Academic term (multiplicity) deferred to Day 3.</w:t>
+              <w:t>•  “Touches” / “bounces” / “turns” all accepted for #13 discovery today; academic term (multiplicity) deferred to Day 3.</w:t>
             </w:r>
           </w:p>
           <w:p>
@@ -1267,12 +1798,17 @@
           </w:p>
           <w:p>
             <w:r>
-              <w:t>•  Materials-light: no chart paper setup, no manipulatives, reduces logistical language for group transitions.</w:t>
+              <w:t>•  Materials-light: no chart paper setup, no manipulatives. Reduces logistical language for group transitions.</w:t>
             </w:r>
           </w:p>
           <w:p>
             <w:r>
               <w:t>•  Think-Pair-Share before any public share; writing before speaking.</w:t>
+            </w:r>
+          </w:p>
+          <w:p>
+            <w:r>
+              <w:t>•  Share/Summary self-rating uses check/partly/not-yet icons, not sentence-level reflection — keeps the cognitive load on the math, not on producing English.</w:t>
             </w:r>
           </w:p>
         </w:tc>

--- a/Day_2_Teacher_Packet.docx
+++ b/Day_2_Teacher_Packet.docx
@@ -281,42 +281,27 @@
           </w:p>
           <w:p>
             <w:r>
-              <w:t>Aligned to the school’s lesson-plan framework: Do Now → Launch → Explore → Share/Summary → Exit Ticket. Every phase carries an explicit [Framework] and [DOK] tag in this packet and in the classroom pacer HTML.</w:t>
+              <w:t>Aligned to the school’s lesson-plan framework: Do Now → Launch → Explore → Share/Summary → Exit Ticket. Every phase carries explicit [Framework] and [DOK] tags in packets + pacer + slides.</w:t>
             </w:r>
           </w:p>
           <w:p>
             <w:r>
-              <w:t>[DOK 1] Recall &amp; Reproduction — retrieve a procedure, one right answer.</w:t>
+              <w:t>[DOK 1] Blooket warm-up [Do Now C].</w:t>
             </w:r>
           </w:p>
           <w:p>
             <w:r>
-              <w:t xml:space="preserve">  →  Blooket warm-up [Do Now].</w:t>
+              <w:t>[DOK 2] Solo paper Sign Flip prediction [Do Now A]; Sign Flip synthesis [Launch]; Share/Summary; CER exit ticket.</w:t>
             </w:r>
           </w:p>
           <w:p>
             <w:r>
-              <w:t>[DOK 2] Skills &amp; Concepts — apply a procedure to a new problem, multi-step decisions.</w:t>
+              <w:t>[DOK 3] Reverse engineering [Explore]: zeros + y-intercept → equation.</w:t>
             </w:r>
           </w:p>
           <w:p>
             <w:r>
-              <w:t xml:space="preserve">  →  Sign Flip Warm-Up [Launch]; #12 fluency [Explore]; #13 discovery [Explore]; Share/Summary synthesis; CER exit ticket.</w:t>
-            </w:r>
-          </w:p>
-          <w:p>
-            <w:r>
-              <w:t>[DOK 3] Strategic Thinking — reason across representations, construct an argument, generalize.</w:t>
-            </w:r>
-          </w:p>
-          <w:p>
-            <w:r>
-              <w:t xml:space="preserve">  →  Reverse Engineering [Explore]: zeros + y-intercept → equation.</w:t>
-            </w:r>
-          </w:p>
-          <w:p>
-            <w:r>
-              <w:t>Note: the Exit Ticket is intentionally DOK 2, not DOK 3. Students get their DOK 3 work done during Reverse Engineering with teacher + partner support. A walk-out-the-door task at DOK 3 under time pressure produces unreliable formative evidence.</w:t>
+              <w:t>Exit Ticket is intentionally DOK 2. DOK 3 happens during Reverse Engineering with teacher + partner support.</w:t>
             </w:r>
           </w:p>
         </w:tc>
@@ -383,12 +368,17 @@
           </w:p>
           <w:p>
             <w:r>
-              <w:t>•  Blooket per-student percentages (Do Now, DOK 1).</w:t>
+              <w:t>•  Do Now sheets — scan for written predictions as they come in.</w:t>
             </w:r>
           </w:p>
           <w:p>
             <w:r>
-              <w:t>•  Partner conversations during Sign Flip and Reverse Engineering (circulating).</w:t>
+              <w:t>•  Blooket per-student percentages (Do Now C, DOK 1).</w:t>
+            </w:r>
+          </w:p>
+          <w:p>
+            <w:r>
+              <w:t>•  Partner conversations during Reverse Engineering (circulating).</w:t>
             </w:r>
           </w:p>
           <w:p>
@@ -445,17 +435,7 @@
           </w:p>
           <w:p>
             <w:r>
-              <w:t>•  One-sentence reflection is NOT required today. Post-break, the written CER exit ticket is the language-load. Self-rating only.</w:t>
-            </w:r>
-          </w:p>
-          <w:p>
-            <w:r>
-              <w:t>Teacher use:</w:t>
-            </w:r>
-          </w:p>
-          <w:p>
-            <w:r>
-              <w:t>•  Scan ratings as packets are turned in. Students self-rating “not yet” on #4 (repeated zero) are primed for Day 3 — call on them first tomorrow to describe what they saw.</w:t>
+              <w:t>•  Students rating “not yet” on #4 (repeated zero) are primed for Day 3 — call on them first tomorrow to describe what they saw.</w:t>
             </w:r>
           </w:p>
           <w:p>
@@ -492,22 +472,37 @@
           </w:p>
           <w:p>
             <w:r>
-              <w:t>Hard budget: 60 minutes usable (last 5 of the block reserved for students to pack up). Every minute counts.</w:t>
+              <w:t>Hard budget: 60 minutes usable (last 5 of the block = pack up).</w:t>
             </w:r>
           </w:p>
           <w:p>
             <w:r>
-              <w:t>Expect activation friction. Students have been off a week; skill decay is real. The Blooket is diagnostic — watch for which skills are cold. If Blooket reveals &gt;40% miss on one skill, pause 60 seconds before Launch to reset it. Do not exceed 60 seconds.</w:t>
+              <w:t>LIBRARY-CHARGER LOGISTICS:</w:t>
             </w:r>
           </w:p>
           <w:p>
             <w:r>
-              <w:t>RELEASE VALVE: if #13 discovery or Reverse Engineering runs long, the WRITTEN portion of Reverse Engineering compresses to homework; the in-class partner JUSTIFICATION conversation is preserved. Do NOT compress the discovery moment at x = 4 in #13 — that’s the bridge to Day 3.</w:t>
+              <w:t>•  Some students go to the library for chargers at the bell. They take ~5 min to return.</w:t>
             </w:r>
           </w:p>
           <w:p>
             <w:r>
-              <w:t>Chart paper intentionally skipped today. Traveling-teacher setup cost is high and no walkthroughs are scheduled; students get a materials-light day after four days of chart-paper work.</w:t>
+              <w:t>•  Hand the DO NOW sheet to every student as they walk in. Early arrivers work silently at their desks while library students return. This prevents the “dead air” problem.</w:t>
+            </w:r>
+          </w:p>
+          <w:p>
+            <w:r>
+              <w:t>•  When everyone is back, display the Blooket code. Give 2 minutes for login. Then run the 7-minute game.</w:t>
+            </w:r>
+          </w:p>
+          <w:p>
+            <w:r>
+              <w:t>•  Effective Do Now block: ~14 minutes (5 solo + 2 login + 7 game). That’s over the framework’s Do Now target (&lt;10 min), but it carries legitimate DOK 2 solo work, not just recall — so the cognitive demand is right.</w:t>
+            </w:r>
+          </w:p>
+          <w:p>
+            <w:r>
+              <w:t>RELEASE VALVE: if #13 discovery or Reverse Engineering runs long, the written CER portion of RE moves to homework; the in-class justification conversation is preserved.</w:t>
             </w:r>
           </w:p>
         </w:tc>
@@ -534,17 +529,22 @@
               <w:rPr>
                 <w:b/>
               </w:rPr>
-              <w:t>[Do Now]  [DOK 1] Recall &amp; Reproduction</w:t>
+              <w:t>[Do Now A]  [DOK 2] Solo Paper — Sign Flip Prediction</w:t>
             </w:r>
           </w:p>
           <w:p>
             <w:r>
-              <w:t>Framework: Do Now, &lt;10 min. Purpose: engage, hook, diagnostic.</w:t>
+              <w:t>Students receive the SEPARATE Do Now sheet on entry. Work silently for 5 minutes. Pencil only, no Desmos, no packet.</w:t>
             </w:r>
           </w:p>
           <w:p>
             <w:r>
-              <w:t>Students retrieve Day 1 procedures (zeros from factors, counting intervals, difference of squares, GCF factoring) and get a primer on sign flip via 2–3 new items.</w:t>
+              <w:t>Purpose: productive use of the library-trip window + early commitment to a prediction before the class synthesis.</w:t>
+            </w:r>
+          </w:p>
+          <w:p>
+            <w:r>
+              <w:t>This is DOK 2, not DOK 1 — students apply Zero Product Property and end-behavior reasoning to a novel comparison. Framework category is Do Now, but demand is higher than a typical recall warm-up.</w:t>
             </w:r>
           </w:p>
         </w:tc>
@@ -571,12 +571,151 @@
               <w:rPr>
                 <w:b/>
               </w:rPr>
-              <w:t>🎮  Blooket Warm-Up   [Do Now]  [DOK 1]   (7 min)</w:t>
+              <w:t>✅  DO NOW / ANSWER KEY</w:t>
             </w:r>
           </w:p>
           <w:p>
             <w:r>
-              <w:t>20 questions. Day 1 skill mix plus 2–3 sign-flip primers:</w:t>
+              <w:t>Expected predictions (students will vary — accept well-reasoned answers):</w:t>
+            </w:r>
+          </w:p>
+          <w:p>
+            <w:r>
+              <w:t>STAYS THE SAME:</w:t>
+            </w:r>
+          </w:p>
+          <w:p>
+            <w:r>
+              <w:t>•  Zeros at x = −3, x = 0, x = 4 (ZPP still applies: 0 × anything = 0)</w:t>
+            </w:r>
+          </w:p>
+          <w:p>
+            <w:r>
+              <w:t>•  The three x-intercepts</w:t>
+            </w:r>
+          </w:p>
+          <w:p>
+            <w:r>
+              <w:t>•  Degree (still a cubic)</w:t>
+            </w:r>
+          </w:p>
+          <w:p>
+            <w:r>
+              <w:t>CHANGES:</w:t>
+            </w:r>
+          </w:p>
+          <w:p>
+            <w:r>
+              <w:t>•  Every sign in the sign chart flips</w:t>
+            </w:r>
+          </w:p>
+          <w:p>
+            <w:r>
+              <w:t>•  End behavior flips (was down-left/up-right; now up-left/down-right)</w:t>
+            </w:r>
+          </w:p>
+          <w:p>
+            <w:r>
+              <w:t>•  The graph is a REFLECTION of f(x) over the x-axis</w:t>
+            </w:r>
+          </w:p>
+          <w:p>
+            <w:r>
+              <w:t>•  Leading coefficient is −1 instead of +1</w:t>
+            </w:r>
+          </w:p>
+          <w:p>
+            <w:r>
+              <w:t>Sentence-frame examples (strong student response):</w:t>
+            </w:r>
+          </w:p>
+          <w:p>
+            <w:r>
+              <w:t>“The zeros stay the same because x · −1 = 0 whenever x = 0, and the graph changes because multiplying by −1 reflects every y-value across the x-axis.”</w:t>
+            </w:r>
+          </w:p>
+          <w:p>
+            <w:r>
+              <w:t>“The zeros stay the same because the Zero Product Property doesn’t care about a −1 in front, and the graph changes because every positive becomes negative and vice versa.”</w:t>
+            </w:r>
+          </w:p>
+          <w:p>
+            <w:r>
+              <w:t>DIAGNOSTIC: scan Do Now sheets as students hand them to you. Students who predict “zeros change” have a conceptual gap — address during Launch synthesis at the board with a direct ZPP check.</w:t>
+            </w:r>
+          </w:p>
+        </w:tc>
+      </w:tr>
+    </w:tbl>
+    <w:p/>
+    <w:tbl>
+      <w:tblPr>
+        <w:tblStyle w:val="TableGrid"/>
+        <w:tblW w:type="auto" w:w="0"/>
+        <w:tblLook w:firstColumn="1" w:firstRow="1" w:lastColumn="0" w:lastRow="0" w:noHBand="0" w:noVBand="1" w:val="04A0"/>
+      </w:tblPr>
+      <w:tblGrid>
+        <w:gridCol w:w="10224"/>
+      </w:tblGrid>
+      <w:tr>
+        <w:tc>
+          <w:tcPr>
+            <w:tcW w:type="dxa" w:w="10224"/>
+          </w:tcPr>
+          <w:p>
+            <w:r/>
+            <w:r>
+              <w:rPr>
+                <w:b/>
+              </w:rPr>
+              <w:t>[Do Now B+C]  [— → DOK 1] Blooket</w:t>
+            </w:r>
+          </w:p>
+          <w:p>
+            <w:r>
+              <w:t>B: 2-minute login window. Students get Chromebooks ready, type code.</w:t>
+            </w:r>
+          </w:p>
+          <w:p>
+            <w:r>
+              <w:t>C: 7-minute game. Mix of Day 1 skills + 2–3 sign-flip primers.</w:t>
+            </w:r>
+          </w:p>
+          <w:p>
+            <w:r>
+              <w:t>Diagnostic: note the two lowest-percent questions on the dashboard. If a Day 1 skill is cold, 60-second board reset before Launch.</w:t>
+            </w:r>
+          </w:p>
+        </w:tc>
+      </w:tr>
+    </w:tbl>
+    <w:p/>
+    <w:tbl>
+      <w:tblPr>
+        <w:tblStyle w:val="TableGrid"/>
+        <w:tblW w:type="auto" w:w="0"/>
+        <w:tblLook w:firstColumn="1" w:firstRow="1" w:lastColumn="0" w:lastRow="0" w:noHBand="0" w:noVBand="1" w:val="04A0"/>
+      </w:tblPr>
+      <w:tblGrid>
+        <w:gridCol w:w="10224"/>
+      </w:tblGrid>
+      <w:tr>
+        <w:tc>
+          <w:tcPr>
+            <w:tcW w:type="dxa" w:w="10224"/>
+          </w:tcPr>
+          <w:p>
+            <w:r/>
+            <w:r>
+              <w:rPr>
+                <w:b/>
+              </w:rPr>
+              <w:t>🎮  Blooket Warm-Up   [Do Now B+C]  [DOK 1]   (2 + 7 min)</w:t>
+            </w:r>
+          </w:p>
+          <w:p>
+            <w:r>
+              <w:t>20 questions: zeros from factors, counting intervals, difference of squares, GCF + quadratic factoring, plus 2–3 sign-flip primers:</w:t>
             </w:r>
           </w:p>
           <w:p>
@@ -586,12 +725,12 @@
           </w:p>
           <w:p>
             <w:r>
-              <w:t xml:space="preserve">  •  “If the leading coefficient is negative, which way does an odd-degree graph point on the right?” (down)</w:t>
+              <w:t xml:space="preserve">  •  “If leading coefficient is negative, which way does an odd-degree graph point on the right?” (down)</w:t>
             </w:r>
           </w:p>
           <w:p>
             <w:r>
-              <w:t>Watch the dashboard. Hard stop at 7 minutes.</w:t>
+              <w:t>Hard stop at 7 minutes.</w:t>
             </w:r>
           </w:p>
         </w:tc>
@@ -623,17 +762,12 @@
           </w:p>
           <w:p>
             <w:r>
-              <w:t>Diagnostic: note the two lowest-percent questions.</w:t>
+              <w:t>Use the dashboard DIAGNOSTICALLY, not as entertainment.</w:t>
             </w:r>
           </w:p>
           <w:p>
             <w:r>
-              <w:t>If a Day 1 skill is cold: 60-second board reset, then move on. It will get reps during Explore.</w:t>
-            </w:r>
-          </w:p>
-          <w:p>
-            <w:r>
-              <w:t>Do NOT reteach sign flip at the board. Let students discover it in Launch in 2 minutes.</w:t>
+              <w:t>Do NOT reteach sign flip at the board — students already committed predictions on the Do Now sheet. Surface THEIR thinking during Launch synthesis.</w:t>
             </w:r>
           </w:p>
         </w:tc>
@@ -660,88 +794,17 @@
               <w:rPr>
                 <w:b/>
               </w:rPr>
-              <w:t>[Launch]  [DOK 2] Skills &amp; Concepts — Sign Flip</w:t>
+              <w:t>[Launch]  [DOK 2] Sign Flip — Class Synthesis</w:t>
             </w:r>
           </w:p>
           <w:p>
             <w:r>
-              <w:t>Framework: Launch, 5–15 min. Purpose: unpack objectives, entry point to new content, review skill, academic conversation, check for understanding.</w:t>
+              <w:t>Framework: Launch, 5–15 min. Purpose: unpack objectives, entry to new content, skill review, academic conversation, check for understanding.</w:t>
             </w:r>
           </w:p>
           <w:p>
             <w:r>
-              <w:t>Students apply Day 1’s sign-chart and end-behavior reasoning to a NEW comparison: f vs. −f. Predict BEFORE verifying. Articulate what changes vs. stays. Multi-step reasoning across algebraic and graphical representations.</w:t>
-            </w:r>
-          </w:p>
-        </w:tc>
-      </w:tr>
-    </w:tbl>
-    <w:p/>
-    <w:tbl>
-      <w:tblPr>
-        <w:tblStyle w:val="TableGrid"/>
-        <w:tblW w:type="auto" w:w="0"/>
-        <w:tblLook w:firstColumn="1" w:firstRow="1" w:lastColumn="0" w:lastRow="0" w:noHBand="0" w:noVBand="1" w:val="04A0"/>
-      </w:tblPr>
-      <w:tblGrid>
-        <w:gridCol w:w="2592"/>
-        <w:gridCol w:w="6768"/>
-      </w:tblGrid>
-      <w:tr>
-        <w:tc>
-          <w:tcPr>
-            <w:tcW w:type="dxa" w:w="5112"/>
-            <w:vAlign w:val="top"/>
-          </w:tcPr>
-          <w:p>
-            <w:r/>
-            <w:r>
-              <w:rPr>
-                <w:b/>
-              </w:rPr>
-              <w:t>🔄  Sign Flip Warm-Up   [Launch]  [DOK 2]   (8 min)</w:t>
-            </w:r>
-          </w:p>
-        </w:tc>
-        <w:tc>
-          <w:tcPr>
-            <w:tcW w:type="dxa" w:w="5112"/>
-            <w:vAlign w:val="top"/>
-          </w:tcPr>
-          <w:p>
-            <w:r/>
-            <w:r>
-              <w:t>f(x) = x(x − 4)(x + 3)   vs.   g(x) = −x(x − 4)(x + 3)</w:t>
-            </w:r>
-          </w:p>
-          <w:p>
-            <w:r>
-              <w:t>Think silently (2 min) → Turn and Talk (2 min) → Desmos verify + class synthesis (4 min).</w:t>
-            </w:r>
-          </w:p>
-          <w:p>
-            <w:r>
-              <w:t>KEY POINTS (do NOT front-load — draw from students):</w:t>
-            </w:r>
-          </w:p>
-          <w:p>
-            <w:r>
-              <w:t>•  Zeros are identical (−3, 0, 4). The factor x flipping sign does not change where it equals 0.</w:t>
-            </w:r>
-          </w:p>
-          <w:p>
-            <w:r>
-              <w:t>•  Sign chart flips every row.</w:t>
-            </w:r>
-          </w:p>
-          <w:p>
-            <w:r>
-              <w:t>•  End behavior flips: positive cubic goes down-left/up-right; negative cubic goes up-left/down-right.</w:t>
-            </w:r>
-          </w:p>
-          <w:p>
-            <w:r>
-              <w:t>•  The graph is a reflection over the x-axis.</w:t>
+              <w:t>Students have their predictions on the Do Now sheet. This phase surfaces the predictions, checks with Desmos, and formalizes the insight. Shorter than typical Launch (6 min) because the prediction is pre-done.</w:t>
             </w:r>
           </w:p>
         </w:tc>
@@ -768,22 +831,42 @@
               <w:rPr>
                 <w:b/>
               </w:rPr>
-              <w:t>🎯  TEACHER MOVES — Sign Flip</w:t>
+              <w:t>🔄  Sign Flip Synthesis   [Launch]  [DOK 2]   (6 min)</w:t>
             </w:r>
           </w:p>
           <w:p>
             <w:r>
-              <w:t>Common misconception: “The zeros change.” Prompt: “Plug in x = 0. Does −0 equal 0?”</w:t>
+              <w:t>Script:</w:t>
             </w:r>
           </w:p>
           <w:p>
             <w:r>
-              <w:t>Push for precision: “How do you know BEFORE you graph that the zeros are the same?” (Zero Product Property: 0 times anything is 0, regardless of a leading negative.)</w:t>
+              <w:t>1.  “Pull out your Do Now sheet.” (15s)</w:t>
             </w:r>
           </w:p>
           <w:p>
             <w:r>
-              <w:t>End-behavior language: use “points” (up/down), not “opens.” Reserve “opens” for parabolas.</w:t>
+              <w:t>2.  Turn and Talk: “What did you predict would stay the same? What would change?” (90s)</w:t>
+            </w:r>
+          </w:p>
+          <w:p>
+            <w:r>
+              <w:t>3.  Cold-call a student whose prediction was WRONG about zeros (from your scan as they walked in). Ask them to share. (60s)</w:t>
+            </w:r>
+          </w:p>
+          <w:p>
+            <w:r>
+              <w:t>4.  Prompt: “Let’s check with Desmos.” Graph both. Confirm zeros identical, graph reflected. (90s)</w:t>
+            </w:r>
+          </w:p>
+          <w:p>
+            <w:r>
+              <w:t>5.  Class synthesis: “Why are the zeros the same?” Elicit: Zero Product Property doesn’t care about −1. Record on board. (90s)</w:t>
+            </w:r>
+          </w:p>
+          <w:p>
+            <w:r>
+              <w:t>Cold-call, don’t call on volunteers — post-break, low-hand students need the re-engagement.</w:t>
             </w:r>
           </w:p>
         </w:tc>
@@ -810,83 +893,17 @@
               <w:rPr>
                 <w:b/>
               </w:rPr>
-              <w:t>[Explore 1]  [DOK 2] — Fluency Pre-Check</w:t>
+              <w:t>🎯  TEACHER MOVES — Launch Synthesis</w:t>
             </w:r>
           </w:p>
           <w:p>
             <w:r>
-              <w:t>Framework: Explore, 35–40 min total (across three activities). Purpose: cognitively demanding task, academic conversation, content-based writing, students doing heavy lifting.</w:t>
+              <w:t>Common misconception surfaced by Do Now scan: “zeros change.” Address directly: “Plug in x = 0 to −x(x − 4)(x + 3). What’s −0(−4)(3)? Zero. Zeros don’t care about a leading negative.”</w:t>
             </w:r>
           </w:p>
           <w:p>
             <w:r>
-              <w:t>Savvas Practice #12. Factor and identify zeros only — no sketch. Deliberate repeat of Day 1 Try It 1a (GCF cubic) to confirm the skill survived break. 5 minutes; still-stuck students partner up.</w:t>
-            </w:r>
-          </w:p>
-        </w:tc>
-      </w:tr>
-    </w:tbl>
-    <w:p/>
-    <w:tbl>
-      <w:tblPr>
-        <w:tblStyle w:val="TableGrid"/>
-        <w:tblW w:type="auto" w:w="0"/>
-        <w:tblLook w:firstColumn="1" w:firstRow="1" w:lastColumn="0" w:lastRow="0" w:noHBand="0" w:noVBand="1" w:val="04A0"/>
-      </w:tblPr>
-      <w:tblGrid>
-        <w:gridCol w:w="2592"/>
-        <w:gridCol w:w="6768"/>
-      </w:tblGrid>
-      <w:tr>
-        <w:tc>
-          <w:tcPr>
-            <w:tcW w:type="dxa" w:w="5112"/>
-            <w:vAlign w:val="top"/>
-          </w:tcPr>
-          <w:p>
-            <w:r/>
-            <w:r>
-              <w:rPr>
-                <w:b/>
-              </w:rPr>
-              <w:t>✏️  Practice #12 / ANSWER KEY</w:t>
-            </w:r>
-          </w:p>
-        </w:tc>
-        <w:tc>
-          <w:tcPr>
-            <w:tcW w:type="dxa" w:w="5112"/>
-            <w:vAlign w:val="top"/>
-          </w:tcPr>
-          <w:p>
-            <w:r/>
-            <w:r>
-              <w:t>f(x) = 3x³ − 9x² − 12x</w:t>
-            </w:r>
-          </w:p>
-          <w:p>
-            <w:r>
-              <w:t>✅ GCF: 3x(x² − 3x − 4)</w:t>
-            </w:r>
-          </w:p>
-          <w:p>
-            <w:r>
-              <w:t>✅ Factored: 3x(x − 4)(x + 1)</w:t>
-            </w:r>
-          </w:p>
-          <w:p>
-            <w:r>
-              <w:t>✅ Zeros: x = 0,  x = 4,  x = −1</w:t>
-            </w:r>
-          </w:p>
-          <w:p>
-            <w:r>
-              <w:t>✅ Number line: plot −1, 0, 4 → four intervals: (−∞, −1), (−1, 0), (0, 4), (4, ∞)</w:t>
-            </w:r>
-          </w:p>
-          <w:p>
-            <w:r>
-              <w:t>Note: deliberate repeat of the GCF-cubic pattern from Day 1 Try It 1a. Students should do this quickly. Cap at 5 min — still-stuck students pair with finishers; don't reteach class-wide.</w:t>
+              <w:t>Language anchor: use “points” (up/down) not “opens” for end behavior. Reserve “opens” for parabolas.</w:t>
             </w:r>
           </w:p>
         </w:tc>
@@ -913,59 +930,17 @@
               <w:rPr>
                 <w:b/>
               </w:rPr>
-              <w:t>🎯  TEACHER MOVES — #12</w:t>
+              <w:t>[Explore]  [DOK 2–3] Practice #13 — Discovery</w:t>
             </w:r>
           </w:p>
           <w:p>
             <w:r>
-              <w:t>No circulating teaching. Circulate watching only — diagnostic: who factored fluently, who didn’t.</w:t>
+              <w:t>Framework: Explore, 35–40 min total. Students do the heavy lifting.</w:t>
             </w:r>
           </w:p>
           <w:p>
             <w:r>
-              <w:t>Stuck on x² − 3x − 4? Prompt: “Two numbers × to −4, + to −3.” Give once; pair with a finisher; MOVE ON.</w:t>
-            </w:r>
-          </w:p>
-          <w:p>
-            <w:r>
-              <w:t>Hard stop at 5 min even if not all finished. #13 is the instructional priority.</w:t>
-            </w:r>
-          </w:p>
-        </w:tc>
-      </w:tr>
-    </w:tbl>
-    <w:p/>
-    <w:tbl>
-      <w:tblPr>
-        <w:tblStyle w:val="TableGrid"/>
-        <w:tblW w:type="auto" w:w="0"/>
-        <w:tblLook w:firstColumn="1" w:firstRow="1" w:lastColumn="0" w:lastRow="0" w:noHBand="0" w:noVBand="1" w:val="04A0"/>
-      </w:tblPr>
-      <w:tblGrid>
-        <w:gridCol w:w="10224"/>
-      </w:tblGrid>
-      <w:tr>
-        <w:tc>
-          <w:tcPr>
-            <w:tcW w:type="dxa" w:w="10224"/>
-          </w:tcPr>
-          <w:p>
-            <w:r/>
-            <w:r>
-              <w:rPr>
-                <w:b/>
-              </w:rPr>
-              <w:t>[Explore 2]  [DOK 2–3] Skills &amp; Concepts → Strategic Thinking</w:t>
-            </w:r>
-          </w:p>
-          <w:p>
-            <w:r>
-              <w:t>Savvas Practice #13. Factor x³ − 8x² + 16x → x(x − 4)², graph in Desmos, observe the graph TOUCHING the x-axis at x = 4 (not crossing). Phenomenon not seen before. Students describe in their own words; teacher does NOT name multiplicity today. Planted seed for Day 3.</w:t>
-            </w:r>
-          </w:p>
-          <w:p>
-            <w:r>
-              <w:t>Compressed to 15 min (was 17) to make room for Share/Summary. The discovery moment itself is NOT cut — Desmos observation and student articulation are preserved.</w:t>
+              <w:t>Students factor x³ − 8x² + 16x → x(x − 4)², graph in Desmos, observe the graph TOUCHING at x = 4. Teacher does NOT name multiplicity. Planted seed for Day 3.</w:t>
             </w:r>
           </w:p>
         </w:tc>
@@ -1026,12 +1001,12 @@
           </w:p>
           <w:p>
             <w:r>
-              <w:t>✅ At x = 4 in Desmos: the graph TOUCHES the x-axis and turns around (does not cross).</w:t>
+              <w:t>✅ At x = 4 in Desmos: the graph TOUCHES the x-axis and turns around.</w:t>
             </w:r>
           </w:p>
           <w:p>
             <w:r>
-              <w:t>✅ End behavior: x³ → down left, up right (odd degree, positive leading coeff).</w:t>
+              <w:t>✅ End behavior: x³ → down left, up right.</w:t>
             </w:r>
           </w:p>
           <w:p>
@@ -1078,22 +1053,22 @@
           </w:p>
           <w:p>
             <w:r>
-              <w:t>Common stall: Factor x(x² − 8x + 16) and stop. Prompt: “Look at the quadratic. Is it a perfect square?”</w:t>
+              <w:t>Common stall: Factor x(x² − 8x + 16) and stop. Prompt: “Is the quadratic a perfect square?”</w:t>
             </w:r>
           </w:p>
           <w:p>
             <w:r>
-              <w:t>Common error: Write (x − 4)(x − 4) but list x = 4 only once and call it 3 zeros. Prompt: “Count factors. Count distinct zero values. What’s different?”</w:t>
+              <w:t>Common error: Two factors (x − 4)(x − 4) but list x = 4 once and call it 3 zeros. Prompt: “Count factors. Count distinct zeros. What’s different?”</w:t>
             </w:r>
           </w:p>
           <w:p>
             <w:r>
-              <w:t>The moment that matters: Students graph in Desmos and say “it touches but doesn’t cross.” Capture on the board. DO NOT explain. Ask one follow-up: “Which factor made that happen, do you think?” Hear guesses. Say “we’ll name it tomorrow.” Leave it open.</w:t>
+              <w:t>Discovery moment: Students say “it touches but doesn’t cross.” Capture on board. DO NOT explain. “Which factor made that happen?” Hear guesses. “We’ll name it tomorrow.”</w:t>
             </w:r>
           </w:p>
           <w:p>
             <w:r>
-              <w:t>ELL support: “touches” / “bounces” / “kisses the axis” all valid today. Precision is tomorrow’s job.</w:t>
+              <w:t>ELL: “touches,” “bounces,” “kisses the axis” all valid.</w:t>
             </w:r>
           </w:p>
         </w:tc>
@@ -1120,17 +1095,17 @@
               <w:rPr>
                 <w:b/>
               </w:rPr>
-              <w:t>[Explore 3]  [DOK 3] Strategic Thinking — Reverse Engineering</w:t>
+              <w:t>[Explore]  [DOK 3] Reverse Engineering</w:t>
             </w:r>
           </w:p>
           <w:p>
             <w:r>
-              <w:t>Students reverse the Day 1 process: given zeros and a point on the graph, construct the polynomial equation. DOK 3 because students coordinate three representations: (1) zeros → factors (inverse Zero Product Property), (2) factored form with hidden parameter a, (3) point constraint → solve for a.</w:t>
+              <w:t>Students coordinate three moves: zeros → factors, factored form with hidden a, point constraint → solve for a. No memorized procedure gets them there in one step.</w:t>
             </w:r>
           </w:p>
           <w:p>
             <w:r>
-              <w:t>Compressed to 15 min (was 18) to make room for Share/Summary. Release valve: written CER portion moves to homework if time runs short; in-class partner justification is preserved. This is where the DOK 3 reasoning lives.</w:t>
+              <w:t>15 min. Release valve: written CER → homework if pressed; in-class partner justification preserved.</w:t>
             </w:r>
           </w:p>
         </w:tc>
@@ -1159,7 +1134,7 @@
               <w:rPr>
                 <w:b/>
               </w:rPr>
-              <w:t>🔧  Reverse Engineering / ANSWER KEY</w:t>
+              <w:t>🔧  Reverse Engineering / ANSWER KEY + CER sample</w:t>
             </w:r>
           </w:p>
         </w:tc>
@@ -1186,17 +1161,7 @@
           </w:p>
           <w:p>
             <w:r>
-              <w:t xml:space="preserve">   −8 = a(0 + 2)(0 − 1)(0 − 4)</w:t>
-            </w:r>
-          </w:p>
-          <w:p>
-            <w:r>
-              <w:t xml:space="preserve">   −8 = a(2)(−1)(−4)</w:t>
-            </w:r>
-          </w:p>
-          <w:p>
-            <w:r>
-              <w:t xml:space="preserve">   −8 = 8a</w:t>
+              <w:t xml:space="preserve">   −8 = a(0 + 2)(0 − 1)(0 − 4) = a(2)(−1)(−4) = 8a</w:t>
             </w:r>
           </w:p>
           <w:p>
@@ -1211,22 +1176,32 @@
           </w:p>
           <w:p>
             <w:r>
-              <w:t>✅ Desmos check: passes through (0, −8), zeros at −2, 1, 4, leading negative flips end behavior to up-left/down-right.</w:t>
+              <w:t>✅ Desmos check: passes through (0, −8); zeros at −2, 1, 4; negative leading coeff flips end behavior.</w:t>
             </w:r>
           </w:p>
           <w:p>
             <w:r>
-              <w:t>WHY THIS IS DOK 3:</w:t>
+              <w:t>SAMPLE CER PARTNER JUSTIFICATION (what students should say aloud):</w:t>
             </w:r>
           </w:p>
           <w:p>
             <w:r>
-              <w:t>Students coordinate three moves: (1) zeros → factors (inverse Zero Product Property), (2) factored form with hidden parameter a, (3) point constraint → solve for a. No memorized procedure gets them there in one step.</w:t>
+              <w:t>CLAIM: “The equation is f(x) = −(x + 2)(x − 1)(x − 4).”</w:t>
             </w:r>
           </w:p>
           <w:p>
             <w:r>
-              <w:t>Compressed window (15 min, down from 18): if partner conversations take too long, written CER component of Reverse Engineering moves to homework. Preserve the DOK 3 partner discussion — that’s where the reasoning lives.</w:t>
+              <w:t>EVIDENCE: “The zeros told me the factors: −2 gives (x + 2), 1 gives (x − 1), 4 gives (x − 4). The point (0, −8) told me a = −1 because plugging in x = 0 gave −8 = 8a.”</w:t>
+            </w:r>
+          </w:p>
+          <w:p>
+            <w:r>
+              <w:t>REASONING: “This works because the Zero Product Property guarantees the factors produce zeros, and a single point is enough to solve for the one unknown coefficient a.”</w:t>
+            </w:r>
+          </w:p>
+          <w:p>
+            <w:r>
+              <w:t>Release valve: if short on time, partners justify aloud in class; written CER → homework. Preserve the justification conversation.</w:t>
             </w:r>
           </w:p>
         </w:tc>
@@ -1258,7 +1233,7 @@
           </w:p>
           <w:p>
             <w:r>
-              <w:t>Common stall: Students write f(x) = (x + 2)(x − 1)(x − 4) without the leading coefficient a. Prompt: “Plug in x = 0. What do you get? Is that −8?”</w:t>
+              <w:t>Common stall: Forget the leading coefficient a. Prompt: “Plug in x = 0. Do you get −8?”</w:t>
             </w:r>
           </w:p>
           <w:p>
@@ -1268,12 +1243,12 @@
           </w:p>
           <w:p>
             <w:r>
-              <w:t>Partner roles (IEP-friendly): one student is “factor-finder,” one is “equation-checker.” Clear scope for processing-speed accommodations.</w:t>
+              <w:t>Partner roles (IEP-friendly): “factor-finder” and “equation-checker.” Clear scope for processing-speed accommodations.</w:t>
             </w:r>
           </w:p>
           <w:p>
             <w:r>
-              <w:t>If short on time: verbal partner justification in class; written CER as homework. Do NOT skip the justification conversation.</w:t>
+              <w:t>CER push: “Explain it to your partner using the CER template from the top of the packet. Use ‘because.’”</w:t>
             </w:r>
           </w:p>
           <w:p>
@@ -1310,12 +1285,7 @@
           </w:p>
           <w:p>
             <w:r>
-              <w:t>Framework: Share/Summary, 5–15 min. Purpose: synthesis of learning, return to content and language objectives, reflection on criteria for success, academic conversation.</w:t>
-            </w:r>
-          </w:p>
-          <w:p>
-            <w:r>
-              <w:t>This phase was explicitly added for framework alignment. Do NOT skip it even if Explore runs long — use the Reverse Engineering release valve instead.</w:t>
+              <w:t>Framework: 5–15 min. Synthesis, return to objectives, Criteria for Success self-rating. NOT optional — use the RE release valve before cutting this.</w:t>
             </w:r>
           </w:p>
         </w:tc>
@@ -1347,32 +1317,42 @@
           </w:p>
           <w:p>
             <w:r>
-              <w:t>Teacher script:</w:t>
+              <w:t>Synthesis:</w:t>
             </w:r>
           </w:p>
           <w:p>
             <w:r>
-              <w:t>1.  Essential Question callback (60 sec): “How do the zeros and a point on the graph determine the polynomial’s equation?” Hear one student; paraphrase with precision.</w:t>
+              <w:t>Today the ________ of a polynomial came from its ________, and a ________ on the graph told us the leading coefficient.</w:t>
             </w:r>
           </w:p>
           <w:p>
             <w:r>
-              <w:t>2.  Language Objective check (60 sec): “Who used ‘the zeros stay the same because...’ today? What did you finish it with?” Hear 2–3 voices.</w:t>
+              <w:t>Quick self-check — circle one for each (Criteria for Success):</w:t>
             </w:r>
           </w:p>
           <w:p>
             <w:r>
-              <w:t>3.  Students complete sentence completion + self-ratings on packet (90 sec). Teacher circulates and scans ratings.</w:t>
+              <w:t>1.  I can factor a polynomial and find its zeros.            ✓    partly    not yet</w:t>
             </w:r>
           </w:p>
           <w:p>
             <w:r>
-              <w:t>4.  Preview Day 3 (30 sec): “Tomorrow we name what happened at x = 4.” Do NOT name it.</w:t>
+              <w:t>2.  I can predict what changes when f(x) becomes −f(x).      ✓    partly    not yet</w:t>
             </w:r>
           </w:p>
           <w:p>
             <w:r>
-              <w:t>5.  Collect packets (30 sec) as students transition to CER.</w:t>
+              <w:t>3.  I can build an equation from zeros and a point.          ✓    partly    not yet</w:t>
+            </w:r>
+          </w:p>
+          <w:p>
+            <w:r>
+              <w:t>4.  I can describe what the graph does at a repeated zero.   ✓    partly    not yet</w:t>
+            </w:r>
+          </w:p>
+          <w:p>
+            <w:r>
+              <w:t>Preview: tomorrow we name the thing we saw at x = 4 in g(x).</w:t>
             </w:r>
           </w:p>
         </w:tc>
@@ -1404,57 +1384,62 @@
           </w:p>
           <w:p>
             <w:r>
-              <w:t>Sentence completion: The ZEROS of a polynomial came from its FACTORS, and a POINT on the graph told us the leading coefficient.</w:t>
+              <w:t>Sentence completion: The ZEROS came from its FACTORS, and a POINT on the graph told us the leading coefficient.</w:t>
             </w:r>
           </w:p>
           <w:p>
             <w:r>
-              <w:t>Criteria for Success — what to scan when packets come in:</w:t>
+              <w:t>Criteria for Success scan targets:</w:t>
             </w:r>
           </w:p>
           <w:p>
             <w:r>
-              <w:t>•  #1 (factoring): should be ✓ or “partly” for most. “Not yet” = intervention in next Do Now.</w:t>
+              <w:t>•  #1 factoring: ✓ or partly for most. “Not yet” = intervention in next Do Now.</w:t>
             </w:r>
           </w:p>
           <w:p>
             <w:r>
-              <w:t>•  #2 (sign flip): should be ✓ for most — it was explicit Launch content.</w:t>
+              <w:t>•  #2 sign flip: ✓ for most (explicit Do Now + Launch content).</w:t>
             </w:r>
           </w:p>
           <w:p>
             <w:r>
-              <w:t>•  #3 (reverse engineering): “partly” is acceptable for most today. This was the new DOK 3 skill. Not-yet is diagnostic — cluster these students for partner-pair support in Day 3’s Explore.</w:t>
+              <w:t>•  #3 reverse engineering: “partly” acceptable today. New skill.</w:t>
             </w:r>
           </w:p>
           <w:p>
             <w:r>
-              <w:t>•  #4 (repeated zero): expect mostly “partly” or “not yet” — we deliberately did NOT name it today. Day 3 exists precisely to name this.</w:t>
+              <w:t>•  #4 repeated zero: expect mostly “partly” or “not yet.” Day 3 exists to name this.</w:t>
             </w:r>
           </w:p>
           <w:p>
             <w:r>
-              <w:t>Teacher action during Share/Summary (5 min):</w:t>
+              <w:t>Teacher script (5 min):</w:t>
             </w:r>
           </w:p>
           <w:p>
             <w:r>
-              <w:t>1.  Call back the Essential Question: “How do zeros + a point determine the equation?” Invite one student to answer in their own words.</w:t>
+              <w:t>1.  Essential Question callback (60s).</w:t>
             </w:r>
           </w:p>
           <w:p>
             <w:r>
-              <w:t>2.  Revisit the Language Objective: “Who used ‘the zeros stay the same because...’ today? What did you finish the sentence with?” Hear 2–3 voices.</w:t>
+              <w:t>2.  Language Objective check (60s): “Who used ‘the zeros stay the same because...’? What did you finish with?”</w:t>
             </w:r>
           </w:p>
           <w:p>
             <w:r>
-              <w:t>3.  Students circle their self-ratings (90 seconds).</w:t>
+              <w:t>3.  Students circle self-ratings (90s).</w:t>
             </w:r>
           </w:p>
           <w:p>
             <w:r>
-              <w:t>4.  Tease Day 3: “Tomorrow we name the thing that happened at x = 4 in g(x).” Do not name it now.</w:t>
+              <w:t>4.  Preview Day 3 (30s): “Tomorrow we name what happened at x = 4.”</w:t>
+            </w:r>
+          </w:p>
+          <w:p>
+            <w:r>
+              <w:t>5.  Transition (30s): packets out for CER.</w:t>
             </w:r>
           </w:p>
         </w:tc>
@@ -1486,12 +1471,12 @@
           </w:p>
           <w:p>
             <w:r>
-              <w:t>Framework: Exit Ticket / Assessment. Purpose: show what students have learned based on the objective.</w:t>
+              <w:t>Framework: shows what students learned relative to objective.</w:t>
             </w:r>
           </w:p>
           <w:p>
             <w:r>
-              <w:t>Savvas Practice #6. Students apply known verification strategies (substitute, test points, Desmos cross-check) to a general question about sketch correctness. DOK 2 deliberately — walk-out task under time pressure should not be DOK 3.</w:t>
+              <w:t>Savvas Practice #6 in CER format. DOK 2 deliberately — walk-out task under time pressure should not be DOK 3.</w:t>
             </w:r>
           </w:p>
         </w:tc>
@@ -1523,12 +1508,57 @@
           </w:p>
           <w:p>
             <w:r>
-              <w:t>“If you use zeros to sketch the graph of a polynomial function, how can you verify that your graph is correct?”</w:t>
+              <w:t>Savvas Practice #6:</w:t>
             </w:r>
           </w:p>
           <w:p>
             <w:r>
-              <w:t>Students write Claim / Evidence / Reasoning on the student packet.</w:t>
+              <w:t>If you use zeros to sketch the graph of a polynomial function, how can you verify that your graph is correct?</w:t>
+            </w:r>
+          </w:p>
+          <w:p>
+            <w:r>
+              <w:t>Use CER format (see reference at top of packet if you need a reminder).</w:t>
+            </w:r>
+          </w:p>
+          <w:p>
+            <w:r>
+              <w:t>Claim:  ____________________________________________</w:t>
+            </w:r>
+          </w:p>
+          <w:p>
+            <w:r>
+              <w:t>_______________________________________________</w:t>
+            </w:r>
+          </w:p>
+          <w:p>
+            <w:r>
+              <w:t>Evidence:  __________________________________________</w:t>
+            </w:r>
+          </w:p>
+          <w:p>
+            <w:r>
+              <w:t>_______________________________________________</w:t>
+            </w:r>
+          </w:p>
+          <w:p>
+            <w:r>
+              <w:t>_______________________________________________</w:t>
+            </w:r>
+          </w:p>
+          <w:p>
+            <w:r>
+              <w:t>Reasoning:  _________________________________________</w:t>
+            </w:r>
+          </w:p>
+          <w:p>
+            <w:r>
+              <w:t>_______________________________________________</w:t>
+            </w:r>
+          </w:p>
+          <w:p>
+            <w:r>
+              <w:t>_______________________________________________</w:t>
             </w:r>
           </w:p>
         </w:tc>
@@ -1560,12 +1590,7 @@
           </w:p>
           <w:p>
             <w:r>
-              <w:t>Savvas Practice #6: “If you use zeros to sketch the graph of a polynomial function, how can you verify that your graph is correct?”</w:t>
-            </w:r>
-          </w:p>
-          <w:p>
-            <w:r>
-              <w:t>Sample answer:</w:t>
+              <w:t>Savvas Practice #6 sample answer:</w:t>
             </w:r>
           </w:p>
           <w:p>
@@ -1575,17 +1600,22 @@
           </w:p>
           <w:p>
             <w:r>
-              <w:t>EVIDENCE: Substitute each x-value at a zero — f(x) should equal 0. Pick a test point in each interval — the sign of f(test) should match whether the graph is above or below the x-axis there. Compare to a Desmos graph.</w:t>
+              <w:t>EVIDENCE: Substitute each suspected zero — f(x) should equal 0. Pick a test point in each interval and calculate f(test) — the sign should match above/below the x-axis. Compare to a Desmos graph.</w:t>
             </w:r>
           </w:p>
           <w:p>
             <w:r>
-              <w:t>REASONING: Zeros are where the graph meets the x-axis by definition, so if sketched zeros match the factors, x-intercepts are right. Test points confirm the shape between. Desmos is a visual cross-check.</w:t>
+              <w:t>REASONING: Zeros are where the graph meets the x-axis by definition, so if sketched zeros match the factors, the x-intercepts are right. Test points confirm the shape between zeros. Desmos is a visual cross-check.</w:t>
             </w:r>
           </w:p>
           <w:p>
             <w:r>
-              <w:t>Why DOK 2: applying known verification strategies. Not constructing a novel argument — that was Reverse Engineering.</w:t>
+              <w:t>Why DOK 2: applying known verification strategies. Not constructing a novel argument (that was Reverse Engineering).</w:t>
+            </w:r>
+          </w:p>
+          <w:p>
+            <w:r>
+              <w:t>ELL look-for: students using “because” or “since” in Reasoning — the CER scaffold worked.</w:t>
             </w:r>
           </w:p>
         </w:tc>
@@ -1617,22 +1647,27 @@
           </w:p>
           <w:p>
             <w:r>
-              <w:t>1.  Exit ticket from each student (DOK 2 formative evidence).</w:t>
+              <w:t>1.  Do Now sheets — collected on entry scan or during Launch synthesis (diagnostic evidence, DOK 2).</w:t>
             </w:r>
           </w:p>
           <w:p>
             <w:r>
-              <w:t>2.  Reverse engineering pages — scan or photo the equation and justification (DOK 3 formative evidence).</w:t>
+              <w:t>2.  Exit ticket (DOK 2, every student).</w:t>
             </w:r>
           </w:p>
           <w:p>
             <w:r>
-              <w:t>3.  Share/Summary self-ratings — quick visual scan as packets come in.</w:t>
+              <w:t>3.  Reverse engineering pages — photo or collect (DOK 3 evidence).</w:t>
             </w:r>
           </w:p>
           <w:p>
             <w:r>
-              <w:t>4.  Note which students showed the “it touches!” discovery on #13 — call on them first in Day 3.</w:t>
+              <w:t>4.  Share/Summary self-ratings — quick scan as packets come in.</w:t>
+            </w:r>
+          </w:p>
+          <w:p>
+            <w:r>
+              <w:t>5.  Note students who showed the “it touches!” discovery on #13 — call on them first in Day 3.</w:t>
             </w:r>
           </w:p>
         </w:tc>
@@ -1664,27 +1699,32 @@
           </w:p>
           <w:p>
             <w:r>
-              <w:t>[Do Now] Blooket: Teacher monitoring dashboard diagnostically?</w:t>
+              <w:t>[Do Now A] Solo paper: students working silently? Predictions in writing?</w:t>
             </w:r>
           </w:p>
           <w:p>
             <w:r>
-              <w:t>[Launch] Sign Flip: Students predicting BEFORE graphing? Teacher circulating with questions, not answers?</w:t>
+              <w:t>[Do Now C] Blooket: Teacher monitoring dashboard diagnostically?</w:t>
             </w:r>
           </w:p>
           <w:p>
             <w:r>
-              <w:t>[Explore] #13 discovery: Students articulating observations in their own language? Teacher resisting the urge to name multiplicity?</w:t>
+              <w:t>[Launch] Sign Flip: predictions referenced? Cold-calls used to surface wrong ideas safely?</w:t>
             </w:r>
           </w:p>
           <w:p>
             <w:r>
-              <w:t>[Explore] Reverse Engineering: Partners justifying leading coefficient? Students referencing the point constraint by name?</w:t>
+              <w:t>[Explore] #13: students articulating observations in their own language? Teacher resisting the urge to name multiplicity?</w:t>
             </w:r>
           </w:p>
           <w:p>
             <w:r>
-              <w:t>[Share/Summary] Students self-rating honestly? Teacher calling back to Essential Question + Language Objective?</w:t>
+              <w:t>[Explore] RE: partners justifying with CER structure? “Because”/“since” in their reasoning?</w:t>
+            </w:r>
+          </w:p>
+          <w:p>
+            <w:r>
+              <w:t>[Share/Summary] Self-ratings honest? Teacher calling back Essential Question + Language Objective?</w:t>
             </w:r>
           </w:p>
           <w:p>
@@ -1721,12 +1761,12 @@
           </w:p>
           <w:p>
             <w:r>
-              <w:t>•  Chunked tasks on blank paper: one step per clearly numbered step. No dense text blocks.</w:t>
+              <w:t>•  Chunked tasks: one step per clearly numbered step. No dense text blocks.</w:t>
             </w:r>
           </w:p>
           <w:p>
             <w:r>
-              <w:t>•  Desmos graphing reduces fine-motor sketch demand — sketches on blank paper are supported, not required to be precise.</w:t>
+              <w:t>•  Desmos graphing reduces fine-motor sketch demand.</w:t>
             </w:r>
           </w:p>
           <w:p>
@@ -1736,17 +1776,22 @@
           </w:p>
           <w:p>
             <w:r>
-              <w:t>•  Extended-time release valve is built-in: the written CER portion of Reverse Engineering can move to homework if class time runs short. No student is penalized for not finishing written work in class.</w:t>
+              <w:t>•  Extended-time release valve: written CER portion of Reverse Engineering → homework if class time runs short.</w:t>
             </w:r>
           </w:p>
           <w:p>
             <w:r>
-              <w:t>•  Blooket answers read aloud to the class if an individual IEP requires it (audio support).</w:t>
+              <w:t>•  Blooket answers read aloud if an individual IEP requires audio support.</w:t>
             </w:r>
           </w:p>
           <w:p>
             <w:r>
-              <w:t>•  Preferential seating for students with attention accommodations — close to board for Sign Flip synthesis.</w:t>
+              <w:t>•  Preferential seating near board for Sign Flip synthesis.</w:t>
+            </w:r>
+          </w:p>
+          <w:p>
+            <w:r>
+              <w:t>•  Do Now sheet is deliberately short (3 prompts) so students with slower processing can complete it in 5 minutes.</w:t>
             </w:r>
           </w:p>
         </w:tc>
@@ -1778,7 +1823,7 @@
           </w:p>
           <w:p>
             <w:r>
-              <w:t>•  Sentence frame: “The zeros stay the same because ___. The graph changes because ___.”</w:t>
+              <w:t>•  Sentence frame on Do Now sheet: “The zeros stay the same because ___, and the graph changes because ___.”</w:t>
             </w:r>
           </w:p>
           <w:p>
@@ -1798,7 +1843,7 @@
           </w:p>
           <w:p>
             <w:r>
-              <w:t>•  Materials-light: no chart paper setup, no manipulatives. Reduces logistical language for group transitions.</w:t>
+              <w:t>•  Materials-light: no chart paper setup, no manipulatives.</w:t>
             </w:r>
           </w:p>
           <w:p>
@@ -1808,7 +1853,12 @@
           </w:p>
           <w:p>
             <w:r>
-              <w:t>•  Share/Summary self-rating uses check/partly/not-yet icons, not sentence-level reflection — keeps the cognitive load on the math, not on producing English.</w:t>
+              <w:t>•  CER reference callout at top of packet gives sentence starters + worked example on a DIFFERENT topic so CER structure is portable.</w:t>
+            </w:r>
+          </w:p>
+          <w:p>
+            <w:r>
+              <w:t>•  Share/Summary self-rating uses check/partly/not-yet icons — keeps cognitive load on the math, not on producing English.</w:t>
             </w:r>
           </w:p>
         </w:tc>

--- a/Day_2_Teacher_Packet.docx
+++ b/Day_2_Teacher_Packet.docx
@@ -191,7 +191,7 @@
           <w:p>
             <w:r/>
             <w:r>
-              <w:t>Students build fluency moving between a polynomial’s factored form and its graph. They work forward (zeros → sign chart → graph) and backward (zeros + a point → equation).</w:t>
+              <w:t>Given the zeros of a polynomial and one point on its graph, students build the complete equation and justify every step.</w:t>
             </w:r>
           </w:p>
         </w:tc>
@@ -276,32 +276,32 @@
               <w:rPr>
                 <w:b/>
               </w:rPr>
-              <w:t>📋  DOK GUIDE FOR EVALUATORS</w:t>
+              <w:t>📋  DESIGN —  ONE DOK-3 SPINE</w:t>
             </w:r>
           </w:p>
           <w:p>
             <w:r>
-              <w:t>Aligned to the school’s lesson-plan framework: Do Now → Launch → Explore → Share/Summary → Exit Ticket. Every phase carries explicit [Framework] and [DOK] tags in packets + pacer + slides.</w:t>
+              <w:t>Do Now → Launch → ONE DOK-3 Explore → Share/Summary → Summary Exit.</w:t>
             </w:r>
           </w:p>
           <w:p>
             <w:r>
-              <w:t>[DOK 1] Blooket warm-up [Do Now C].</w:t>
+              <w:t>[DOK 1] Blooket rule recall.</w:t>
             </w:r>
           </w:p>
           <w:p>
             <w:r>
-              <w:t>[DOK 2] Solo paper Sign Flip prediction [Do Now A]; Sign Flip synthesis [Launch]; Share/Summary; CER exit ticket.</w:t>
+              <w:t>[DOK 2] Solo Sign Flip prediction; Launch synthesis; Share/Summary; summary exit.</w:t>
             </w:r>
           </w:p>
           <w:p>
             <w:r>
-              <w:t>[DOK 3] Reverse engineering [Explore]: zeros + y-intercept → equation.</w:t>
+              <w:t>[DOK 3] Reverse Engineering — zeros + point → equation.  This is the sole DOK-3 task today and gets the full 25 minutes.</w:t>
             </w:r>
           </w:p>
           <w:p>
             <w:r>
-              <w:t>Exit Ticket is intentionally DOK 2. DOK 3 happens during Reverse Engineering with teacher + partner support.</w:t>
+              <w:t>Day 1 evidence: Day 1 took three class periods because it bundled two DOK-3 tasks (Gallery + Leap) after a DOK-2 group build.  Day 2 does NOT repeat that mistake.  The “#13 touches at x = 4” discovery moves to Day 3 (its natural home with Multiplicity).</w:t>
             </w:r>
           </w:p>
         </w:tc>
@@ -338,62 +338,47 @@
           </w:p>
           <w:p>
             <w:r>
-              <w:t>1.  I can factor a polynomial using GCF and quadratic-factoring patterns.</w:t>
+              <w:t>1.  I can turn a list of zeros into factors (mind the signs).</w:t>
             </w:r>
           </w:p>
           <w:p>
             <w:r>
-              <w:t>2.  I can identify all zeros of a polynomial from factored form.</w:t>
+              <w:t>2.  I can use a given point on the graph to find the leading coefficient a.</w:t>
             </w:r>
           </w:p>
           <w:p>
             <w:r>
-              <w:t>3.  I can predict what happens to a graph when f(x) becomes −f(x).</w:t>
+              <w:t>3.  I can predict what changes when f(x) becomes −f(x).</w:t>
             </w:r>
           </w:p>
           <w:p>
             <w:r>
-              <w:t>4.  I can build a polynomial equation from given zeros and a point.</w:t>
+              <w:t>Formative evidence:</w:t>
             </w:r>
           </w:p>
           <w:p>
             <w:r>
-              <w:t>5.  I can describe (in my own words) what a graph does at a repeated zero.</w:t>
+              <w:t>•  Do Now sheets — scan on entry for predictions.</w:t>
             </w:r>
           </w:p>
           <w:p>
             <w:r>
-              <w:t>Formative assessment evidence:</w:t>
+              <w:t>•  Blooket dashboard (rule-recall items, DOK 1).</w:t>
             </w:r>
           </w:p>
           <w:p>
             <w:r>
-              <w:t>•  Do Now sheets — scan for written predictions as they come in.</w:t>
+              <w:t>•  Partner justification during Reverse Engineering (circulate, listen).</w:t>
             </w:r>
           </w:p>
           <w:p>
             <w:r>
-              <w:t>•  Blooket per-student percentages (Do Now C, DOK 1).</w:t>
+              <w:t>•  Reverse Engineering page — collected or photographed (DOK 3 evidence).</w:t>
             </w:r>
           </w:p>
           <w:p>
             <w:r>
-              <w:t>•  Partner conversations during Reverse Engineering (circulating).</w:t>
-            </w:r>
-          </w:p>
-          <w:p>
-            <w:r>
-              <w:t>•  Reverse engineering page — collected or photographed (DOK 3).</w:t>
-            </w:r>
-          </w:p>
-          <w:p>
-            <w:r>
-              <w:t>•  Share/Summary self-rating (student-owned).</w:t>
-            </w:r>
-          </w:p>
-          <w:p>
-            <w:r>
-              <w:t>•  CER exit ticket (DOK 2, collected).</w:t>
+              <w:t>•  Summary exit ticket.</w:t>
             </w:r>
           </w:p>
         </w:tc>
@@ -420,89 +405,77 @@
               <w:rPr>
                 <w:b/>
               </w:rPr>
-              <w:t>🧭  SELF-REFLECTION ASSESSMENT</w:t>
+              <w:t>⏱️  REALISTIC PACING</w:t>
             </w:r>
           </w:p>
           <w:p>
             <w:r>
-              <w:t>Completed by students during Share/Summary (5 min phase):</w:t>
+              <w:t>Total: 57 min.  Blocks: Tuesday A = 55 min (tight), Tuesday F = 65 min (8 min slack).</w:t>
             </w:r>
           </w:p>
           <w:p>
             <w:r>
-              <w:t>•  Rate each Criterion for Success: ✓ / partly / not yet.</w:t>
+              <w:t xml:space="preserve">  Do Now A (solo paper) ..... 5 min</w:t>
             </w:r>
           </w:p>
           <w:p>
             <w:r>
-              <w:t>•  Students rating “not yet” on #4 (repeated zero) are primed for Day 3 — call on them first tomorrow to describe what they saw.</w:t>
+              <w:t xml:space="preserve">  Do Now B (Blooket login) .. 2 min</w:t>
             </w:r>
           </w:p>
           <w:p>
             <w:r>
-              <w:t>•  Students rating “not yet” on #3 (reverse engineering) need a quick conference during the next Do Now.</w:t>
-            </w:r>
-          </w:p>
-        </w:tc>
-      </w:tr>
-    </w:tbl>
-    <w:p/>
-    <w:tbl>
-      <w:tblPr>
-        <w:tblStyle w:val="TableGrid"/>
-        <w:tblW w:type="auto" w:w="0"/>
-        <w:tblLook w:firstColumn="1" w:firstRow="1" w:lastColumn="0" w:lastRow="0" w:noHBand="0" w:noVBand="1" w:val="04A0"/>
-      </w:tblPr>
-      <w:tblGrid>
-        <w:gridCol w:w="10224"/>
-      </w:tblGrid>
-      <w:tr>
-        <w:tc>
-          <w:tcPr>
-            <w:tcW w:type="dxa" w:w="10224"/>
-          </w:tcPr>
-          <w:p>
-            <w:r/>
-            <w:r>
-              <w:rPr>
-                <w:b/>
-              </w:rPr>
-              <w:t>⚠️  PACING NOTE — POST-SPRING-BREAK MONDAY</w:t>
+              <w:t xml:space="preserve">  Do Now C (Blooket game) ... 7 min</w:t>
             </w:r>
           </w:p>
           <w:p>
             <w:r>
-              <w:t>Hard budget: 60 minutes usable (last 5 of the block = pack up).</w:t>
+              <w:t xml:space="preserve">  Launch (Sign Flip) ........ 8 min</w:t>
             </w:r>
           </w:p>
           <w:p>
             <w:r>
-              <w:t>LIBRARY-CHARGER LOGISTICS:</w:t>
+              <w:t xml:space="preserve">  Explore (Reverse Eng) .... 25 min</w:t>
             </w:r>
           </w:p>
           <w:p>
             <w:r>
-              <w:t>•  Some students go to the library for chargers at the bell. They take ~5 min to return.</w:t>
+              <w:t xml:space="preserve">  Share/Summary ............. 5 min</w:t>
             </w:r>
           </w:p>
           <w:p>
             <w:r>
-              <w:t>•  Hand the DO NOW sheet to every student as they walk in. Early arrivers work silently at their desks while library students return. This prevents the “dead air” problem.</w:t>
+              <w:t xml:space="preserve">  Summary Exit .............. 5 min</w:t>
             </w:r>
           </w:p>
           <w:p>
             <w:r>
-              <w:t>•  When everyone is back, display the Blooket code. Give 2 minutes for login. Then run the 7-minute game.</w:t>
+              <w:t>LIBRARY-CHARGER LOGISTICS: hand every student the DO NOW sheet as they walk in. Early arrivers work silently while the library run returns. When everyone’s back, display the Blooket code.</w:t>
             </w:r>
           </w:p>
           <w:p>
             <w:r>
-              <w:t>•  Effective Do Now block: ~14 minutes (5 solo + 2 login + 7 game). That’s over the framework’s Do Now target (&lt;10 min), but it carries legitimate DOK 2 solo work, not just recall — so the cognitive demand is right.</w:t>
+              <w:t>RELEASE VALVES (in order of preference):</w:t>
             </w:r>
           </w:p>
           <w:p>
             <w:r>
-              <w:t>RELEASE VALVE: if #13 discovery or Reverse Engineering runs long, the written CER portion of RE moves to homework; the in-class justification conversation is preserved.</w:t>
+              <w:t xml:space="preserve">  1. Cut Launch synthesis from 8 → 6 min (skip the extended Desmos verify).</w:t>
+            </w:r>
+          </w:p>
+          <w:p>
+            <w:r>
+              <w:t xml:space="preserve">  2. Hint-card a stuck pair in Reverse Engineering (reveal a, ask for justification).</w:t>
+            </w:r>
+          </w:p>
+          <w:p>
+            <w:r>
+              <w:t xml:space="preserve">  3. Share/Summary = 4 min (drop the preview line).</w:t>
+            </w:r>
+          </w:p>
+          <w:p>
+            <w:r>
+              <w:t xml:space="preserve">  NEVER cut the Summary Exit. It’s the only artifact that documents learning.</w:t>
             </w:r>
           </w:p>
         </w:tc>
@@ -534,17 +507,17 @@
           </w:p>
           <w:p>
             <w:r>
-              <w:t>Students receive the SEPARATE Do Now sheet on entry. Work silently for 5 minutes. Pencil only, no Desmos, no packet.</w:t>
+              <w:t>Students receive the separate Do Now sheet on entry. Silent, 5 min, pencil only.</w:t>
             </w:r>
           </w:p>
           <w:p>
             <w:r>
-              <w:t>Purpose: productive use of the library-trip window + early commitment to a prediction before the class synthesis.</w:t>
+              <w:t>TWO prompts only (breathable).  Primes Zero Product Property + end-behavior reasoning for the DOK-3 driver later.</w:t>
             </w:r>
           </w:p>
           <w:p>
             <w:r>
-              <w:t>This is DOK 2, not DOK 1 — students apply Zero Product Property and end-behavior reasoning to a novel comparison. Framework category is Do Now, but demand is higher than a typical recall warm-up.</w:t>
+              <w:t>Purpose: productive use of the library-trip window + early written commitment before the synthesis.</w:t>
             </w:r>
           </w:p>
         </w:tc>
@@ -576,7 +549,7 @@
           </w:p>
           <w:p>
             <w:r>
-              <w:t>Expected predictions (students will vary — accept well-reasoned answers):</w:t>
+              <w:t>Expected predictions (accept well-reasoned variants):</w:t>
             </w:r>
           </w:p>
           <w:p>
@@ -586,17 +559,17 @@
           </w:p>
           <w:p>
             <w:r>
-              <w:t>•  Zeros at x = −3, x = 0, x = 4 (ZPP still applies: 0 × anything = 0)</w:t>
+              <w:t>•  Zeros at x = −3, 0, 4 — ZPP still applies; the −1 out front never makes a factor zero.</w:t>
             </w:r>
           </w:p>
           <w:p>
             <w:r>
-              <w:t>•  The three x-intercepts</w:t>
+              <w:t>•  The three x-intercepts.</w:t>
             </w:r>
           </w:p>
           <w:p>
             <w:r>
-              <w:t>•  Degree (still a cubic)</w:t>
+              <w:t>•  Degree (still cubic).</w:t>
             </w:r>
           </w:p>
           <w:p>
@@ -606,42 +579,32 @@
           </w:p>
           <w:p>
             <w:r>
-              <w:t>•  Every sign in the sign chart flips</w:t>
+              <w:t>•  The graph is a reflection of f(x) across the x-axis.</w:t>
             </w:r>
           </w:p>
           <w:p>
             <w:r>
-              <w:t>•  End behavior flips (was down-left/up-right; now up-left/down-right)</w:t>
+              <w:t>•  End behavior flips (was down-left/up-right; now up-left/down-right).</w:t>
             </w:r>
           </w:p>
           <w:p>
             <w:r>
-              <w:t>•  The graph is a REFLECTION of f(x) over the x-axis</w:t>
+              <w:t>•  Sign chart: every sign flips.</w:t>
             </w:r>
           </w:p>
           <w:p>
             <w:r>
-              <w:t>•  Leading coefficient is −1 instead of +1</w:t>
+              <w:t>Strong sentence responses:</w:t>
             </w:r>
           </w:p>
           <w:p>
             <w:r>
-              <w:t>Sentence-frame examples (strong student response):</w:t>
+              <w:t>“The zeros stay the same because the Zero Product Property doesn’t care about a −1 in front, and the graph changes because multiplying by −1 reflects every y-value.”</w:t>
             </w:r>
           </w:p>
           <w:p>
             <w:r>
-              <w:t>“The zeros stay the same because x · −1 = 0 whenever x = 0, and the graph changes because multiplying by −1 reflects every y-value across the x-axis.”</w:t>
-            </w:r>
-          </w:p>
-          <w:p>
-            <w:r>
-              <w:t>“The zeros stay the same because the Zero Product Property doesn’t care about a −1 in front, and the graph changes because every positive becomes negative and vice versa.”</w:t>
-            </w:r>
-          </w:p>
-          <w:p>
-            <w:r>
-              <w:t>DIAGNOSTIC: scan Do Now sheets as students hand them to you. Students who predict “zeros change” have a conceptual gap — address during Launch synthesis at the board with a direct ZPP check.</w:t>
+              <w:t>DIAGNOSTIC: students who predict “zeros change” are the cold-call during the Launch synthesis.</w:t>
             </w:r>
           </w:p>
         </w:tc>
@@ -668,22 +631,52 @@
               <w:rPr>
                 <w:b/>
               </w:rPr>
-              <w:t>[Do Now B+C]  [— → DOK 1] Blooket</w:t>
+              <w:t>[Do Now B+C]  [DOK 1] Blooket — Rule Recall ONLY</w:t>
             </w:r>
           </w:p>
           <w:p>
             <w:r>
-              <w:t>B: 2-minute login window. Students get Chromebooks ready, type code.</w:t>
+              <w:t>SCOPE (pure rule-recall — DOK 1 only).  No procedural factoring items.</w:t>
             </w:r>
           </w:p>
           <w:p>
             <w:r>
-              <w:t>C: 7-minute game. Mix of Day 1 skills + 2–3 sign-flip primers.</w:t>
+              <w:t>Habits of mind from Day 1 that today’s work depends on:</w:t>
             </w:r>
           </w:p>
           <w:p>
             <w:r>
-              <w:t>Diagnostic: note the two lowest-percent questions on the dashboard. If a Day 1 skill is cold, 60-second board reset before Launch.</w:t>
+              <w:t>•  Zero Product Property:  “If (x − c) is a factor, one zero is c.”</w:t>
+            </w:r>
+          </w:p>
+          <w:p>
+            <w:r>
+              <w:t>•  Sign / factor direction:  “If one zero is x = −2, the factor is (x + 2), not (x − 2).”</w:t>
+            </w:r>
+          </w:p>
+          <w:p>
+            <w:r>
+              <w:t>•  x² + c for c &gt; 0 contributes NO real zeros (primes why some factors don’t show up as x-intercepts).</w:t>
+            </w:r>
+          </w:p>
+          <w:p>
+            <w:r>
+              <w:t>•  Highest power → end behavior:  even → same direction both sides; odd → opposite.</w:t>
+            </w:r>
+          </w:p>
+          <w:p>
+            <w:r>
+              <w:t>•  Sign-flip primers:  zeros of −f(x) are the same as zeros of f(x).</w:t>
+            </w:r>
+          </w:p>
+          <w:p>
+            <w:r>
+              <w:t>DO NOT include Blooket items that require students to factor an expression — that’s DOK 2 problem solving and doesn’t belong on flashcards.</w:t>
+            </w:r>
+          </w:p>
+          <w:p>
+            <w:r>
+              <w:t>Dashboard diagnostic: note the two lowest-percent items. If a rule is cold, 60-second board reset before Launch.</w:t>
             </w:r>
           </w:p>
         </w:tc>
@@ -710,27 +703,47 @@
               <w:rPr>
                 <w:b/>
               </w:rPr>
-              <w:t>🎮  Blooket Warm-Up   [Do Now B+C]  [DOK 1]   (2 + 7 min)</w:t>
+              <w:t>[Launch]  [DOK 2] Sign Flip — Class Synthesis  (8 min)</w:t>
             </w:r>
           </w:p>
           <w:p>
             <w:r>
-              <w:t>20 questions: zeros from factors, counting intervals, difference of squares, GCF + quadratic factoring, plus 2–3 sign-flip primers:</w:t>
+              <w:t>Script:</w:t>
             </w:r>
           </w:p>
           <w:p>
             <w:r>
-              <w:t xml:space="preserve">  •  “If f(x) = x(x − 4), what are the zeros of −f(x)?” (same)</w:t>
+              <w:t>1.  “Pull out your Do Now.” (15s)</w:t>
             </w:r>
           </w:p>
           <w:p>
             <w:r>
-              <w:t xml:space="preserve">  •  “If leading coefficient is negative, which way does an odd-degree graph point on the right?” (down)</w:t>
+              <w:t>2.  Turn and Talk on predictions. (90s)</w:t>
             </w:r>
           </w:p>
           <w:p>
             <w:r>
-              <w:t>Hard stop at 7 minutes.</w:t>
+              <w:t>3.  Cold-call a student who predicted “zeros change” (from entry scan). (60s)</w:t>
+            </w:r>
+          </w:p>
+          <w:p>
+            <w:r>
+              <w:t>4.  Desmos check — graph both functions. (90s)</w:t>
+            </w:r>
+          </w:p>
+          <w:p>
+            <w:r>
+              <w:t>5.  Class synthesis: “Why are the zeros the same?” Elicit ZPP. Record on board. (90s)</w:t>
+            </w:r>
+          </w:p>
+          <w:p>
+            <w:r>
+              <w:t>6.  Transition to Reverse Engineering: “You just went from factors to graph. Next: you’ll go from zeros to equation. Backward.” (45s)</w:t>
+            </w:r>
+          </w:p>
+          <w:p>
+            <w:r>
+              <w:t>Cold-call, don’t take volunteers — post-break, low-hand students need re-engagement.</w:t>
             </w:r>
           </w:p>
         </w:tc>
@@ -757,190 +770,22 @@
               <w:rPr>
                 <w:b/>
               </w:rPr>
-              <w:t>🎯  TEACHER MOVES — Blooket</w:t>
+              <w:t>[Explore]  [DOK 3] Reverse Engineering  (25 min)</w:t>
             </w:r>
           </w:p>
           <w:p>
             <w:r>
-              <w:t>Use the dashboard DIAGNOSTICALLY, not as entertainment.</w:t>
+              <w:t>One driver.  All the information the student needs is printed on their packet page: both rules, the step-by-step scaffold, the verification prompt, the partner frame.</w:t>
             </w:r>
           </w:p>
           <w:p>
             <w:r>
-              <w:t>Do NOT reteach sign flip at the board — students already committed predictions on the Do Now sheet. Surface THEIR thinking during Launch synthesis.</w:t>
-            </w:r>
-          </w:p>
-        </w:tc>
-      </w:tr>
-    </w:tbl>
-    <w:p/>
-    <w:tbl>
-      <w:tblPr>
-        <w:tblStyle w:val="TableGrid"/>
-        <w:tblW w:type="auto" w:w="0"/>
-        <w:tblLook w:firstColumn="1" w:firstRow="1" w:lastColumn="0" w:lastRow="0" w:noHBand="0" w:noVBand="1" w:val="04A0"/>
-      </w:tblPr>
-      <w:tblGrid>
-        <w:gridCol w:w="10224"/>
-      </w:tblGrid>
-      <w:tr>
-        <w:tc>
-          <w:tcPr>
-            <w:tcW w:type="dxa" w:w="10224"/>
-          </w:tcPr>
-          <w:p>
-            <w:r/>
-            <w:r>
-              <w:rPr>
-                <w:b/>
-              </w:rPr>
-              <w:t>[Launch]  [DOK 2] Sign Flip — Class Synthesis</w:t>
+              <w:t>Teacher role: circulate.  No board teaching.  Prompt-only — answer questions with questions (“Plug in x = 0. Do you get −8?”).</w:t>
             </w:r>
           </w:p>
           <w:p>
             <w:r>
-              <w:t>Framework: Launch, 5–15 min. Purpose: unpack objectives, entry to new content, skill review, academic conversation, check for understanding.</w:t>
-            </w:r>
-          </w:p>
-          <w:p>
-            <w:r>
-              <w:t>Students have their predictions on the Do Now sheet. This phase surfaces the predictions, checks with Desmos, and formalizes the insight. Shorter than typical Launch (6 min) because the prediction is pre-done.</w:t>
-            </w:r>
-          </w:p>
-        </w:tc>
-      </w:tr>
-    </w:tbl>
-    <w:p/>
-    <w:tbl>
-      <w:tblPr>
-        <w:tblStyle w:val="TableGrid"/>
-        <w:tblW w:type="auto" w:w="0"/>
-        <w:tblLook w:firstColumn="1" w:firstRow="1" w:lastColumn="0" w:lastRow="0" w:noHBand="0" w:noVBand="1" w:val="04A0"/>
-      </w:tblPr>
-      <w:tblGrid>
-        <w:gridCol w:w="10224"/>
-      </w:tblGrid>
-      <w:tr>
-        <w:tc>
-          <w:tcPr>
-            <w:tcW w:type="dxa" w:w="10224"/>
-          </w:tcPr>
-          <w:p>
-            <w:r/>
-            <w:r>
-              <w:rPr>
-                <w:b/>
-              </w:rPr>
-              <w:t>🔄  Sign Flip Synthesis   [Launch]  [DOK 2]   (6 min)</w:t>
-            </w:r>
-          </w:p>
-          <w:p>
-            <w:r>
-              <w:t>Script:</w:t>
-            </w:r>
-          </w:p>
-          <w:p>
-            <w:r>
-              <w:t>1.  “Pull out your Do Now sheet.” (15s)</w:t>
-            </w:r>
-          </w:p>
-          <w:p>
-            <w:r>
-              <w:t>2.  Turn and Talk: “What did you predict would stay the same? What would change?” (90s)</w:t>
-            </w:r>
-          </w:p>
-          <w:p>
-            <w:r>
-              <w:t>3.  Cold-call a student whose prediction was WRONG about zeros (from your scan as they walked in). Ask them to share. (60s)</w:t>
-            </w:r>
-          </w:p>
-          <w:p>
-            <w:r>
-              <w:t>4.  Prompt: “Let’s check with Desmos.” Graph both. Confirm zeros identical, graph reflected. (90s)</w:t>
-            </w:r>
-          </w:p>
-          <w:p>
-            <w:r>
-              <w:t>5.  Class synthesis: “Why are the zeros the same?” Elicit: Zero Product Property doesn’t care about −1. Record on board. (90s)</w:t>
-            </w:r>
-          </w:p>
-          <w:p>
-            <w:r>
-              <w:t>Cold-call, don’t call on volunteers — post-break, low-hand students need the re-engagement.</w:t>
-            </w:r>
-          </w:p>
-        </w:tc>
-      </w:tr>
-    </w:tbl>
-    <w:p/>
-    <w:tbl>
-      <w:tblPr>
-        <w:tblStyle w:val="TableGrid"/>
-        <w:tblW w:type="auto" w:w="0"/>
-        <w:tblLook w:firstColumn="1" w:firstRow="1" w:lastColumn="0" w:lastRow="0" w:noHBand="0" w:noVBand="1" w:val="04A0"/>
-      </w:tblPr>
-      <w:tblGrid>
-        <w:gridCol w:w="10224"/>
-      </w:tblGrid>
-      <w:tr>
-        <w:tc>
-          <w:tcPr>
-            <w:tcW w:type="dxa" w:w="10224"/>
-          </w:tcPr>
-          <w:p>
-            <w:r/>
-            <w:r>
-              <w:rPr>
-                <w:b/>
-              </w:rPr>
-              <w:t>🎯  TEACHER MOVES — Launch Synthesis</w:t>
-            </w:r>
-          </w:p>
-          <w:p>
-            <w:r>
-              <w:t>Common misconception surfaced by Do Now scan: “zeros change.” Address directly: “Plug in x = 0 to −x(x − 4)(x + 3). What’s −0(−4)(3)? Zero. Zeros don’t care about a leading negative.”</w:t>
-            </w:r>
-          </w:p>
-          <w:p>
-            <w:r>
-              <w:t>Language anchor: use “points” (up/down) not “opens” for end behavior. Reserve “opens” for parabolas.</w:t>
-            </w:r>
-          </w:p>
-        </w:tc>
-      </w:tr>
-    </w:tbl>
-    <w:p/>
-    <w:tbl>
-      <w:tblPr>
-        <w:tblStyle w:val="TableGrid"/>
-        <w:tblW w:type="auto" w:w="0"/>
-        <w:tblLook w:firstColumn="1" w:firstRow="1" w:lastColumn="0" w:lastRow="0" w:noHBand="0" w:noVBand="1" w:val="04A0"/>
-      </w:tblPr>
-      <w:tblGrid>
-        <w:gridCol w:w="10224"/>
-      </w:tblGrid>
-      <w:tr>
-        <w:tc>
-          <w:tcPr>
-            <w:tcW w:type="dxa" w:w="10224"/>
-          </w:tcPr>
-          <w:p>
-            <w:r/>
-            <w:r>
-              <w:rPr>
-                <w:b/>
-              </w:rPr>
-              <w:t>[Explore]  [DOK 2–3] Practice #13 — Discovery</w:t>
-            </w:r>
-          </w:p>
-          <w:p>
-            <w:r>
-              <w:t>Framework: Explore, 35–40 min total. Students do the heavy lifting.</w:t>
-            </w:r>
-          </w:p>
-          <w:p>
-            <w:r>
-              <w:t>Students factor x³ − 8x² + 16x → x(x − 4)², graph in Desmos, observe the graph TOUCHING at x = 4. Teacher does NOT name multiplicity. Planted seed for Day 3.</w:t>
+              <w:t>Partner roles (IEP-friendly): “factor-finder” (Steps 1, 3) + “equation-checker” (Steps 2, 4).</w:t>
             </w:r>
           </w:p>
         </w:tc>
@@ -969,172 +814,7 @@
               <w:rPr>
                 <w:b/>
               </w:rPr>
-              <w:t>🔍  Practice #13 / ANSWER KEY</w:t>
-            </w:r>
-          </w:p>
-        </w:tc>
-        <w:tc>
-          <w:tcPr>
-            <w:tcW w:type="dxa" w:w="5112"/>
-            <w:vAlign w:val="top"/>
-          </w:tcPr>
-          <w:p>
-            <w:r/>
-            <w:r>
-              <w:t>g(x) = x³ − 8x² + 16x</w:t>
-            </w:r>
-          </w:p>
-          <w:p>
-            <w:r>
-              <w:t>✅ GCF: x(x² − 8x + 16)</w:t>
-            </w:r>
-          </w:p>
-          <w:p>
-            <w:r>
-              <w:t>✅ Factored: x(x − 4)²  ←  REPEATED FACTOR</w:t>
-            </w:r>
-          </w:p>
-          <w:p>
-            <w:r>
-              <w:t>✅ Zeros: x = 0 and x = 4 (only two distinct — x = 4 appears twice)</w:t>
-            </w:r>
-          </w:p>
-          <w:p>
-            <w:r>
-              <w:t>✅ At x = 4 in Desmos: the graph TOUCHES the x-axis and turns around.</w:t>
-            </w:r>
-          </w:p>
-          <w:p>
-            <w:r>
-              <w:t>✅ End behavior: x³ → down left, up right.</w:t>
-            </w:r>
-          </w:p>
-          <w:p>
-            <w:r>
-              <w:t>TEACHER MOVE — the discovery:</w:t>
-            </w:r>
-          </w:p>
-          <w:p>
-            <w:r>
-              <w:t>Students see the touch at x = 4 and ask “why doesn’t it cross?” DO NOT name multiplicity today. Say: “Interesting. Describe what you see in your own words.” Log the observation on the board as class curiosity. Day 3 is Multiplicity — let the mystery sit overnight.</w:t>
-            </w:r>
-          </w:p>
-          <w:p>
-            <w:r>
-              <w:t>Accept: “touches,” “bounces,” “turns,” “kisses the axis.” All fine for today.</w:t>
-            </w:r>
-          </w:p>
-        </w:tc>
-      </w:tr>
-    </w:tbl>
-    <w:p/>
-    <w:tbl>
-      <w:tblPr>
-        <w:tblStyle w:val="TableGrid"/>
-        <w:tblW w:type="auto" w:w="0"/>
-        <w:tblLook w:firstColumn="1" w:firstRow="1" w:lastColumn="0" w:lastRow="0" w:noHBand="0" w:noVBand="1" w:val="04A0"/>
-      </w:tblPr>
-      <w:tblGrid>
-        <w:gridCol w:w="10224"/>
-      </w:tblGrid>
-      <w:tr>
-        <w:tc>
-          <w:tcPr>
-            <w:tcW w:type="dxa" w:w="10224"/>
-          </w:tcPr>
-          <w:p>
-            <w:r/>
-            <w:r>
-              <w:rPr>
-                <w:b/>
-              </w:rPr>
-              <w:t>🎯  TEACHER MOVES — #13 DISCOVERY</w:t>
-            </w:r>
-          </w:p>
-          <w:p>
-            <w:r>
-              <w:t>Common stall: Factor x(x² − 8x + 16) and stop. Prompt: “Is the quadratic a perfect square?”</w:t>
-            </w:r>
-          </w:p>
-          <w:p>
-            <w:r>
-              <w:t>Common error: Two factors (x − 4)(x − 4) but list x = 4 once and call it 3 zeros. Prompt: “Count factors. Count distinct zeros. What’s different?”</w:t>
-            </w:r>
-          </w:p>
-          <w:p>
-            <w:r>
-              <w:t>Discovery moment: Students say “it touches but doesn’t cross.” Capture on board. DO NOT explain. “Which factor made that happen?” Hear guesses. “We’ll name it tomorrow.”</w:t>
-            </w:r>
-          </w:p>
-          <w:p>
-            <w:r>
-              <w:t>ELL: “touches,” “bounces,” “kisses the axis” all valid.</w:t>
-            </w:r>
-          </w:p>
-        </w:tc>
-      </w:tr>
-    </w:tbl>
-    <w:p/>
-    <w:tbl>
-      <w:tblPr>
-        <w:tblStyle w:val="TableGrid"/>
-        <w:tblW w:type="auto" w:w="0"/>
-        <w:tblLook w:firstColumn="1" w:firstRow="1" w:lastColumn="0" w:lastRow="0" w:noHBand="0" w:noVBand="1" w:val="04A0"/>
-      </w:tblPr>
-      <w:tblGrid>
-        <w:gridCol w:w="10224"/>
-      </w:tblGrid>
-      <w:tr>
-        <w:tc>
-          <w:tcPr>
-            <w:tcW w:type="dxa" w:w="10224"/>
-          </w:tcPr>
-          <w:p>
-            <w:r/>
-            <w:r>
-              <w:rPr>
-                <w:b/>
-              </w:rPr>
-              <w:t>[Explore]  [DOK 3] Reverse Engineering</w:t>
-            </w:r>
-          </w:p>
-          <w:p>
-            <w:r>
-              <w:t>Students coordinate three moves: zeros → factors, factored form with hidden a, point constraint → solve for a. No memorized procedure gets them there in one step.</w:t>
-            </w:r>
-          </w:p>
-          <w:p>
-            <w:r>
-              <w:t>15 min. Release valve: written CER → homework if pressed; in-class partner justification preserved.</w:t>
-            </w:r>
-          </w:p>
-        </w:tc>
-      </w:tr>
-    </w:tbl>
-    <w:p/>
-    <w:tbl>
-      <w:tblPr>
-        <w:tblStyle w:val="TableGrid"/>
-        <w:tblW w:type="auto" w:w="0"/>
-        <w:tblLook w:firstColumn="1" w:firstRow="1" w:lastColumn="0" w:lastRow="0" w:noHBand="0" w:noVBand="1" w:val="04A0"/>
-      </w:tblPr>
-      <w:tblGrid>
-        <w:gridCol w:w="2592"/>
-        <w:gridCol w:w="6768"/>
-      </w:tblGrid>
-      <w:tr>
-        <w:tc>
-          <w:tcPr>
-            <w:tcW w:type="dxa" w:w="5112"/>
-            <w:vAlign w:val="top"/>
-          </w:tcPr>
-          <w:p>
-            <w:r/>
-            <w:r>
-              <w:rPr>
-                <w:b/>
-              </w:rPr>
-              <w:t>🔧  Reverse Engineering / ANSWER KEY + CER sample</w:t>
+              <w:t>🔧  Reverse Engineering / ANSWER KEY</w:t>
             </w:r>
           </w:p>
         </w:tc>
@@ -1171,37 +851,42 @@
           </w:p>
           <w:p>
             <w:r>
-              <w:t>✅ Step 3 — Final: f(x) = −(x + 2)(x − 1)(x − 4)</w:t>
+              <w:t>✅ Step 3 — Final:  f(x) = −(x + 2)(x − 1)(x − 4)</w:t>
             </w:r>
           </w:p>
           <w:p>
             <w:r>
-              <w:t>✅ Desmos check: passes through (0, −8); zeros at −2, 1, 4; negative leading coeff flips end behavior.</w:t>
+              <w:t>✅ Desmos check: passes (0, −8); zeros at −2, 1, 4; negative leading coefficient flips the end behavior compared to the Do Now’s f(x).</w:t>
             </w:r>
           </w:p>
           <w:p>
             <w:r>
-              <w:t>SAMPLE CER PARTNER JUSTIFICATION (what students should say aloud):</w:t>
+              <w:t>WHY THIS IS DOK 3:</w:t>
             </w:r>
           </w:p>
           <w:p>
             <w:r>
-              <w:t>CLAIM: “The equation is f(x) = −(x + 2)(x − 1)(x − 4).”</w:t>
+              <w:t>•  No memorized procedure gets the student there in one step.</w:t>
             </w:r>
           </w:p>
           <w:p>
             <w:r>
-              <w:t>EVIDENCE: “The zeros told me the factors: −2 gives (x + 2), 1 gives (x − 1), 4 gives (x − 4). The point (0, −8) told me a = −1 because plugging in x = 0 gave −8 = 8a.”</w:t>
+              <w:t>•  They must coordinate THREE moves (zeros→factors, hidden  a , point constraint→solve for  a ) in an order they choose.</w:t>
             </w:r>
           </w:p>
           <w:p>
             <w:r>
-              <w:t>REASONING: “This works because the Zero Product Property guarantees the factors produce zeros, and a single point is enough to solve for the one unknown coefficient a.”</w:t>
+              <w:t>•  They justify each move aloud with their partner.</w:t>
             </w:r>
           </w:p>
           <w:p>
             <w:r>
-              <w:t>Release valve: if short on time, partners justify aloud in class; written CER → homework. Preserve the justification conversation.</w:t>
+              <w:t>SAMPLE PARTNER JUSTIFICATION (what good talk sounds like):</w:t>
+            </w:r>
+          </w:p>
+          <w:p>
+            <w:r>
+              <w:t>“The zeros told me the factors: −2 gives (x + 2), 1 gives (x − 1), 4 gives (x − 4). The point told me  a  because plugging x = 0 gave −8 = 8a, so  a = −1.  It works because the Zero Product Property guarantees the factors produce zeros, and one point is enough to solve for the one unknown.”</w:t>
             </w:r>
           </w:p>
         </w:tc>
@@ -1233,27 +918,27 @@
           </w:p>
           <w:p>
             <w:r>
-              <w:t>Common stall: Forget the leading coefficient a. Prompt: “Plug in x = 0. Do you get −8?”</w:t>
+              <w:t>Common stall: Skip a. Write f(x) = (x+2)(x−1)(x−4). Prompt: “Plug in x = 0. Do you get −8?”</w:t>
             </w:r>
           </w:p>
           <w:p>
             <w:r>
-              <w:t>Common error: Sign flip on a zero. “x = −2” becomes (x − 2). Prompt: “Set your factor = 0. Does it give x = −2?”</w:t>
+              <w:t>Common error: Sign flip on a zero. x = −2 → (x − 2). Prompt: “Set your factor = 0. Does it give x = −2?”</w:t>
             </w:r>
           </w:p>
           <w:p>
             <w:r>
-              <w:t>Partner roles (IEP-friendly): “factor-finder” and “equation-checker.” Clear scope for processing-speed accommodations.</w:t>
+              <w:t>Stuck-pair hint card: “a = −1. Now justify WHY.” (Preserves DOK 3 via justification.)</w:t>
             </w:r>
           </w:p>
           <w:p>
             <w:r>
-              <w:t>CER push: “Explain it to your partner using the CER template from the top of the packet. Use ‘because.’”</w:t>
+              <w:t>Extension (fast finishers): “What if the point were (0, 8) instead?”  (a = 1.)</w:t>
             </w:r>
           </w:p>
           <w:p>
             <w:r>
-              <w:t>Extension: “What if the point were (0, 8) instead?” (a = 1, so f(x) = (x + 2)(x − 1)(x − 4).)</w:t>
+              <w:t>Fast-finisher 2: “What if the zeros were −2, 1, 4 and the point was (2, 0)? Can you find a?”  (No — (2, 0) is on a zero, so a is not determined. Good conceptual catch.)</w:t>
             </w:r>
           </w:p>
         </w:tc>
@@ -1280,12 +965,12 @@
               <w:rPr>
                 <w:b/>
               </w:rPr>
-              <w:t>[Share/Summary]  [DOK 2] Synthesis + Reflection</w:t>
+              <w:t>[Share/Summary]  [DOK 2] Synthesis + Reflection  (5 min)</w:t>
             </w:r>
           </w:p>
           <w:p>
             <w:r>
-              <w:t>Framework: 5–15 min. Synthesis, return to objectives, Criteria for Success self-rating. NOT optional — use the RE release valve before cutting this.</w:t>
+              <w:t>Framework: synthesis, return to objectives, self-rating.  NOT optional.</w:t>
             </w:r>
           </w:p>
         </w:tc>
@@ -1312,47 +997,33 @@
               <w:rPr>
                 <w:b/>
               </w:rPr>
-              <w:t>🔁  SHARE / SUMMARY   [Share/Summary]  [DOK 2]   (5 min)</w:t>
+              <w:t>🔁  SHARE / SUMMARY (student-facing)</w:t>
             </w:r>
           </w:p>
           <w:p>
             <w:r>
-              <w:t>Synthesis:</w:t>
+              <w:t>Self-check  —  circle one for each:</w:t>
             </w:r>
           </w:p>
           <w:p>
             <w:r>
-              <w:t>Today the ________ of a polynomial came from its ________, and a ________ on the graph told us the leading coefficient.</w:t>
+              <w:t>1.  I can turn a list of zeros into factors.               ✓    partly    not yet</w:t>
             </w:r>
           </w:p>
           <w:p>
             <w:r>
-              <w:t>Quick self-check — circle one for each (Criteria for Success):</w:t>
+              <w:t>2.  I can use a given point to find the leading number a.  ✓    partly    not yet</w:t>
             </w:r>
           </w:p>
           <w:p>
             <w:r>
-              <w:t>1.  I can factor a polynomial and find its zeros.            ✓    partly    not yet</w:t>
+              <w:t>3.  I can predict what changes when f(x) becomes −f(x).    ✓    partly    not yet</w:t>
             </w:r>
           </w:p>
+          <w:p/>
           <w:p>
             <w:r>
-              <w:t>2.  I can predict what changes when f(x) becomes −f(x).      ✓    partly    not yet</w:t>
-            </w:r>
-          </w:p>
-          <w:p>
-            <w:r>
-              <w:t>3.  I can build an equation from zeros and a point.          ✓    partly    not yet</w:t>
-            </w:r>
-          </w:p>
-          <w:p>
-            <w:r>
-              <w:t>4.  I can describe what the graph does at a repeated zero.   ✓    partly    not yet</w:t>
-            </w:r>
-          </w:p>
-          <w:p>
-            <w:r>
-              <w:t>Preview: tomorrow we name the thing we saw at x = 4 in g(x).</w:t>
+              <w:t>Preview: tomorrow we investigate what happens when a factor repeats (like (x − 4) twice).</w:t>
             </w:r>
           </w:p>
         </w:tc>
@@ -1384,37 +1055,27 @@
           </w:p>
           <w:p>
             <w:r>
-              <w:t>Sentence completion: The ZEROS came from its FACTORS, and a POINT on the graph told us the leading coefficient.</w:t>
+              <w:t>Scan target for the three self-rating items:</w:t>
             </w:r>
           </w:p>
           <w:p>
             <w:r>
-              <w:t>Criteria for Success scan targets:</w:t>
+              <w:t>•  #1 zeros → factors: ✓ for most after the synthesis. “Not yet” = conference during next Do Now.</w:t>
             </w:r>
           </w:p>
           <w:p>
             <w:r>
-              <w:t>•  #1 factoring: ✓ or partly for most. “Not yet” = intervention in next Do Now.</w:t>
+              <w:t>•  #2 point → a : “partly” acceptable today (new skill).</w:t>
             </w:r>
           </w:p>
           <w:p>
             <w:r>
-              <w:t>•  #2 sign flip: ✓ for most (explicit Do Now + Launch content).</w:t>
+              <w:t>•  #3 sign flip: ✓ for most (explicit Do Now + Launch content).</w:t>
             </w:r>
           </w:p>
           <w:p>
             <w:r>
-              <w:t>•  #3 reverse engineering: “partly” acceptable today. New skill.</w:t>
-            </w:r>
-          </w:p>
-          <w:p>
-            <w:r>
-              <w:t>•  #4 repeated zero: expect mostly “partly” or “not yet.” Day 3 exists to name this.</w:t>
-            </w:r>
-          </w:p>
-          <w:p>
-            <w:r>
-              <w:t>Teacher script (5 min):</w:t>
+              <w:t>Teacher script (5 min flat):</w:t>
             </w:r>
           </w:p>
           <w:p>
@@ -1424,22 +1085,22 @@
           </w:p>
           <w:p>
             <w:r>
-              <w:t>2.  Language Objective check (60s): “Who used ‘the zeros stay the same because...’? What did you finish with?”</w:t>
+              <w:t>2.  Language Objective check (60s): “Who used ‘the zeros stay the same because...’? Finish with what?”</w:t>
             </w:r>
           </w:p>
           <w:p>
             <w:r>
-              <w:t>3.  Students circle self-ratings (90s).</w:t>
+              <w:t>3.  Students circle self-ratings (90s).  Teacher scans.</w:t>
             </w:r>
           </w:p>
           <w:p>
             <w:r>
-              <w:t>4.  Preview Day 3 (30s): “Tomorrow we name what happened at x = 4.”</w:t>
+              <w:t>4.  Preview Day 3 (30s): “Tomorrow: what happens when a factor appears twice?”</w:t>
             </w:r>
           </w:p>
           <w:p>
             <w:r>
-              <w:t>5.  Transition (30s): packets out for CER.</w:t>
+              <w:t>5.  Transition (30s): “Pencils up. Summary exit ticket.”</w:t>
             </w:r>
           </w:p>
         </w:tc>
@@ -1466,17 +1127,17 @@
               <w:rPr>
                 <w:b/>
               </w:rPr>
-              <w:t>[Exit Ticket]  [DOK 2] Verification</w:t>
+              <w:t>[Exit Ticket]  [DOK 1–2] Summary (NOT a CER)  (5 min)</w:t>
             </w:r>
           </w:p>
           <w:p>
             <w:r>
-              <w:t>Framework: shows what students learned relative to objective.</w:t>
+              <w:t>Design intent: the exit ticket is a SUMMARY of what they learned today, not a new cognitive task.  Two fill-in-the-blank recap items + one open sentence.</w:t>
             </w:r>
           </w:p>
           <w:p>
             <w:r>
-              <w:t>Savvas Practice #6 in CER format. DOK 2 deliberately — walk-out task under time pressure should not be DOK 3.</w:t>
+              <w:t>Why not CER here: full CER writing in 5 min is unrealistic and a DOK-3 task at the walk-out window is bad design.  The DOK-3 work is Reverse Engineering.</w:t>
             </w:r>
           </w:p>
         </w:tc>
@@ -1503,62 +1164,40 @@
               <w:rPr>
                 <w:b/>
               </w:rPr>
-              <w:t>📤  EXIT TICKET — CER   [Exit Ticket]  [DOK 2]   (5 min)</w:t>
+              <w:t>📤  EXIT TICKET  —  SUMMARY (student-facing)</w:t>
             </w:r>
           </w:p>
           <w:p>
             <w:r>
-              <w:t>Savvas Practice #6:</w:t>
+              <w:t>Today we discovered:</w:t>
+            </w:r>
+          </w:p>
+          <w:p/>
+          <w:p>
+            <w:r>
+              <w:t>1.  When f(x) becomes −f(x), the zeros  ______________  and the graph  ______________ .</w:t>
+            </w:r>
+          </w:p>
+          <w:p/>
+          <w:p>
+            <w:r>
+              <w:t>2.  To find the leading number  a, I plug in a given  ______________  and solve for a.</w:t>
+            </w:r>
+          </w:p>
+          <w:p/>
+          <w:p>
+            <w:r>
+              <w:t>3.  One sentence — the most important thing I learned today:</w:t>
             </w:r>
           </w:p>
           <w:p>
             <w:r>
-              <w:t>If you use zeros to sketch the graph of a polynomial function, how can you verify that your graph is correct?</w:t>
+              <w:t>_____________________________________________________________________</w:t>
             </w:r>
           </w:p>
           <w:p>
             <w:r>
-              <w:t>Use CER format (see reference at top of packet if you need a reminder).</w:t>
-            </w:r>
-          </w:p>
-          <w:p>
-            <w:r>
-              <w:t>Claim:  ____________________________________________</w:t>
-            </w:r>
-          </w:p>
-          <w:p>
-            <w:r>
-              <w:t>_______________________________________________</w:t>
-            </w:r>
-          </w:p>
-          <w:p>
-            <w:r>
-              <w:t>Evidence:  __________________________________________</w:t>
-            </w:r>
-          </w:p>
-          <w:p>
-            <w:r>
-              <w:t>_______________________________________________</w:t>
-            </w:r>
-          </w:p>
-          <w:p>
-            <w:r>
-              <w:t>_______________________________________________</w:t>
-            </w:r>
-          </w:p>
-          <w:p>
-            <w:r>
-              <w:t>Reasoning:  _________________________________________</w:t>
-            </w:r>
-          </w:p>
-          <w:p>
-            <w:r>
-              <w:t>_______________________________________________</w:t>
-            </w:r>
-          </w:p>
-          <w:p>
-            <w:r>
-              <w:t>_______________________________________________</w:t>
+              <w:t>_____________________________________________________________________</w:t>
             </w:r>
           </w:p>
         </w:tc>
@@ -1590,32 +1229,47 @@
           </w:p>
           <w:p>
             <w:r>
-              <w:t>Savvas Practice #6 sample answer:</w:t>
+              <w:t>Expected responses:</w:t>
             </w:r>
           </w:p>
           <w:p>
             <w:r>
-              <w:t>CLAIM: The graph can be verified by checking zeros, end behavior, and sign intervals.</w:t>
+              <w:t>1.  Zeros stay the SAME;  graph REFLECTS across the x-axis (accept: “flips,” “upside down”).</w:t>
             </w:r>
           </w:p>
           <w:p>
             <w:r>
-              <w:t>EVIDENCE: Substitute each suspected zero — f(x) should equal 0. Pick a test point in each interval and calculate f(test) — the sign should match above/below the x-axis. Compare to a Desmos graph.</w:t>
+              <w:t>2.  Plug in a given POINT (accept: “y-value,” “y-intercept,” “(x, y)”).</w:t>
             </w:r>
           </w:p>
           <w:p>
             <w:r>
-              <w:t>REASONING: Zeros are where the graph meets the x-axis by definition, so if sketched zeros match the factors, the x-intercepts are right. Test points confirm the shape between zeros. Desmos is a visual cross-check.</w:t>
+              <w:t>3.  Open response. Look for:</w:t>
             </w:r>
           </w:p>
           <w:p>
             <w:r>
-              <w:t>Why DOK 2: applying known verification strategies. Not constructing a novel argument (that was Reverse Engineering).</w:t>
+              <w:t xml:space="preserve">    •  Naming the two-move structure (zeros→factors, point→a).</w:t>
             </w:r>
           </w:p>
           <w:p>
             <w:r>
-              <w:t>ELL look-for: students using “because” or “since” in Reasoning — the CER scaffold worked.</w:t>
+              <w:t xml:space="preserve">    •  Surfacing the Zero Product Property rule.</w:t>
+            </w:r>
+          </w:p>
+          <w:p>
+            <w:r>
+              <w:t xml:space="preserve">    •  Connecting to Day 1 (“factors → zeros” going the other direction).</w:t>
+            </w:r>
+          </w:p>
+          <w:p>
+            <w:r>
+              <w:t>INTENTIONALLY NOT A CER.  Walk-out under time pressure should recap, not generate new argument.  The DOK-3 generative work already happened in Reverse Engineering.</w:t>
+            </w:r>
+          </w:p>
+          <w:p>
+            <w:r>
+              <w:t>If you want CER practice: assign Savvas Practice #6 as HW, or use it as Day 3 Do Now.</w:t>
             </w:r>
           </w:p>
         </w:tc>
@@ -1647,27 +1301,22 @@
           </w:p>
           <w:p>
             <w:r>
-              <w:t>1.  Do Now sheets — collected on entry scan or during Launch synthesis (diagnostic evidence, DOK 2).</w:t>
+              <w:t>1.  Do Now sheets — collected on entry scan or during Launch synthesis.</w:t>
             </w:r>
           </w:p>
           <w:p>
             <w:r>
-              <w:t>2.  Exit ticket (DOK 2, every student).</w:t>
+              <w:t>2.  Reverse Engineering page — photograph or collect (DOK-3 evidence).</w:t>
             </w:r>
           </w:p>
           <w:p>
             <w:r>
-              <w:t>3.  Reverse engineering pages — photo or collect (DOK 3 evidence).</w:t>
+              <w:t>3.  Summary exit ticket (every student).</w:t>
             </w:r>
           </w:p>
           <w:p>
             <w:r>
               <w:t>4.  Share/Summary self-ratings — quick scan as packets come in.</w:t>
-            </w:r>
-          </w:p>
-          <w:p>
-            <w:r>
-              <w:t>5.  Note students who showed the “it touches!” discovery on #13 — call on them first in Day 3.</w:t>
             </w:r>
           </w:p>
         </w:tc>
@@ -1699,37 +1348,32 @@
           </w:p>
           <w:p>
             <w:r>
-              <w:t>[Do Now A] Solo paper: students working silently? Predictions in writing?</w:t>
+              <w:t>[Do Now A] Silent solo work? Predictions in writing?</w:t>
             </w:r>
           </w:p>
           <w:p>
             <w:r>
-              <w:t>[Do Now C] Blooket: Teacher monitoring dashboard diagnostically?</w:t>
+              <w:t>[Do Now C] Teacher monitoring Blooket dashboard diagnostically?</w:t>
             </w:r>
           </w:p>
           <w:p>
             <w:r>
-              <w:t>[Launch] Sign Flip: predictions referenced? Cold-calls used to surface wrong ideas safely?</w:t>
+              <w:t>[Launch] Student predictions referenced? Cold-call used to surface wrong ideas safely?</w:t>
             </w:r>
           </w:p>
           <w:p>
             <w:r>
-              <w:t>[Explore] #13: students articulating observations in their own language? Teacher resisting the urge to name multiplicity?</w:t>
+              <w:t>[Explore] Partners justifying with rule language? Teacher circulating with prompts, not answers?</w:t>
             </w:r>
           </w:p>
           <w:p>
             <w:r>
-              <w:t>[Explore] RE: partners justifying with CER structure? “Because”/“since” in their reasoning?</w:t>
+              <w:t>[Share/Summary] Self-ratings honest? Essential Question + Language Objective called back?</w:t>
             </w:r>
           </w:p>
           <w:p>
             <w:r>
-              <w:t>[Share/Summary] Self-ratings honest? Teacher calling back Essential Question + Language Objective?</w:t>
-            </w:r>
-          </w:p>
-          <w:p>
-            <w:r>
-              <w:t>[Exit Ticket] CER structure visible? All three components present?</w:t>
+              <w:t>[Exit Ticket] All three items attempted? Sentence complete?</w:t>
             </w:r>
           </w:p>
         </w:tc>
@@ -1761,7 +1405,7 @@
           </w:p>
           <w:p>
             <w:r>
-              <w:t>•  Chunked tasks: one step per clearly numbered step. No dense text blocks.</w:t>
+              <w:t>•  Chunked steps: each step numbered with its own whitespace block.</w:t>
             </w:r>
           </w:p>
           <w:p>
@@ -1771,12 +1415,12 @@
           </w:p>
           <w:p>
             <w:r>
-              <w:t>•  Partner pairing for Reverse Engineering: assign roles (“factor-finder” and “equation-checker”) so students with processing-speed accommodations have a clearly scoped job.</w:t>
+              <w:t>•  Partner roles during Reverse Engineering: “factor-finder” (Steps 1, 3) and “equation-checker” (Steps 2, 4). Clear scope for processing-speed accommodations.</w:t>
             </w:r>
           </w:p>
           <w:p>
             <w:r>
-              <w:t>•  Extended-time release valve: written CER portion of Reverse Engineering → homework if class time runs short.</w:t>
+              <w:t>•  Release valve: if a pair is stuck after 15 min on Reverse Engineering, release a “hint card” — show the a = −1 result and ask them to JUSTIFY why.</w:t>
             </w:r>
           </w:p>
           <w:p>
@@ -1791,7 +1435,7 @@
           </w:p>
           <w:p>
             <w:r>
-              <w:t>•  Do Now sheet is deliberately short (3 prompts) so students with slower processing can complete it in 5 minutes.</w:t>
+              <w:t>•  Do Now sheet is deliberately breathable (2 prompts, large whitespace).</w:t>
             </w:r>
           </w:p>
         </w:tc>
@@ -1823,27 +1467,22 @@
           </w:p>
           <w:p>
             <w:r>
-              <w:t>•  Sentence frame on Do Now sheet: “The zeros stay the same because ___, and the graph changes because ___.”</w:t>
+              <w:t>•  Sentence frame on Do Now sheet — also printed on the Reverse Engineering page for Step 5.</w:t>
             </w:r>
           </w:p>
           <w:p>
             <w:r>
-              <w:t>•  Predict-before-verify routine — students commit in writing before speaking.</w:t>
+              <w:t>•  Predict-before-verify routine: students commit in writing before speaking.</w:t>
             </w:r>
           </w:p>
           <w:p>
             <w:r>
-              <w:t>•  “Touches” / “bounces” / “turns” all accepted for #13 discovery today; academic term (multiplicity) deferred to Day 3.</w:t>
+              <w:t>•  No new academic vocabulary today (“multiplicity” is deferred to Day 3).</w:t>
             </w:r>
           </w:p>
           <w:p>
             <w:r>
-              <w:t>•  No new vocabulary introduced today — deliberate language-load reduction after a week off.</w:t>
-            </w:r>
-          </w:p>
-          <w:p>
-            <w:r>
-              <w:t>•  Materials-light: no chart paper setup, no manipulatives.</w:t>
+              <w:t>•  Materials-light: no chart paper, no manipulatives.</w:t>
             </w:r>
           </w:p>
           <w:p>
@@ -1853,12 +1492,12 @@
           </w:p>
           <w:p>
             <w:r>
-              <w:t>•  CER reference callout at top of packet gives sentence starters + worked example on a DIFFERENT topic so CER structure is portable.</w:t>
+              <w:t>•  Share/Summary self-rating uses ✓ / partly / not-yet icons — keeps cognitive load on the math, not on producing English.</w:t>
             </w:r>
           </w:p>
           <w:p>
             <w:r>
-              <w:t>•  Share/Summary self-rating uses check/partly/not-yet icons — keeps cognitive load on the math, not on producing English.</w:t>
+              <w:t>•  Summary exit ticket is two fill-in-the-blank + one sentence. Low writing load.</w:t>
             </w:r>
           </w:p>
         </w:tc>

--- a/Day_2_Teacher_Packet.docx
+++ b/Day_2_Teacher_Packet.docx
@@ -20,15 +20,53 @@
         <w:t>ALGEBRA 2  |  LESSON 3-5</w:t>
       </w:r>
     </w:p>
+    <w:tbl>
+      <w:tblPr>
+        <w:tblW w:type="auto" w:w="0"/>
+        <w:tblLayout w:type="fixed"/>
+        <w:tblLook w:firstColumn="1" w:firstRow="1" w:lastColumn="0" w:lastRow="0" w:noHBand="0" w:noVBand="1" w:val="04A0"/>
+      </w:tblPr>
+      <w:tblGrid>
+        <w:gridCol w:w="10224"/>
+      </w:tblGrid>
+      <w:tr>
+        <w:tc>
+          <w:tcPr>
+            <w:tcW w:type="dxa" w:w="10224"/>
+            <w:shd w:val="clear" w:color="auto" w:fill="2B5C8A"/>
+            <w:tcBorders>
+              <w:top w:val="single" w:sz="4" w:space="0" w:color="2B5C8A"/>
+              <w:left w:val="single" w:sz="4" w:space="0" w:color="2B5C8A"/>
+              <w:bottom w:val="single" w:sz="4" w:space="0" w:color="2B5C8A"/>
+              <w:right w:val="single" w:sz="4" w:space="0" w:color="2B5C8A"/>
+            </w:tcBorders>
+            <w:vAlign w:val="center"/>
+          </w:tcPr>
+          <w:p>
+            <w:r/>
+            <w:r>
+              <w:rPr>
+                <w:b/>
+                <w:color w:val="FFFFFF"/>
+                <w:sz w:val="32"/>
+              </w:rPr>
+              <w:t>Day 2  │  Graphing from Factored Form</w:t>
+            </w:r>
+          </w:p>
+        </w:tc>
+      </w:tr>
+    </w:tbl>
     <w:p>
       <w:r>
         <w:rPr>
-          <w:b/>
-          <w:sz w:val="26"/>
+          <w:i/>
+          <w:color w:val="555555"/>
+          <w:sz w:val="20"/>
         </w:rPr>
-        <w:t>Day 2  |  Graphing from Factored Form</w:t>
+        <w:t>Teacher pacing + DOK framework crosswalk + answer keys + Questions to ask / Adult role per phase.</w:t>
       </w:r>
     </w:p>
+    <w:p/>
     <w:tbl>
       <w:tblPr>
         <w:tblStyle w:val="TableGrid"/>
@@ -502,7 +540,7 @@
               <w:rPr>
                 <w:b/>
               </w:rPr>
-              <w:t>[Do Now A]  [DOK 2] Solo Paper — Sign Flip Prediction</w:t>
+              <w:t>[Do Now A]  [DOK 2] Solo Paper — Sign Flip Prediction  (5 min)</w:t>
             </w:r>
           </w:p>
           <w:p>
@@ -518,6 +556,16 @@
           <w:p>
             <w:r>
               <w:t>Purpose: productive use of the library-trip window + early written commitment before the synthesis.</w:t>
+            </w:r>
+          </w:p>
+          <w:p>
+            <w:r>
+              <w:t>Questions to ask (circulating silently): none aloud. Scan for “zeros change” misconception on the sheets and note those students for Launch cold-call.</w:t>
+            </w:r>
+          </w:p>
+          <w:p>
+            <w:r>
+              <w:t>Adult role: teacher hands sheets at door, circulates silently; aide (if present) supports processing-speed accommodations without prompting content.</w:t>
             </w:r>
           </w:p>
         </w:tc>
@@ -679,6 +727,16 @@
               <w:t>Dashboard diagnostic: note the two lowest-percent items. If a rule is cold, 60-second board reset before Launch.</w:t>
             </w:r>
           </w:p>
+          <w:p>
+            <w:r>
+              <w:t>Questions to ask (after game): “Which rule had the lowest %?  Say it now.” Surface the weak rule aloud before the Sign Flip synthesis.</w:t>
+            </w:r>
+          </w:p>
+          <w:p>
+            <w:r>
+              <w:t>Adult role: teacher watches dashboard + runs 60-second board reset if needed; aide (if present) troubleshoots any Chromebook issues during the 2-min login window.</w:t>
+            </w:r>
+          </w:p>
         </w:tc>
       </w:tr>
     </w:tbl>
@@ -746,6 +804,16 @@
               <w:t>Cold-call, don’t take volunteers — post-break, low-hand students need re-engagement.</w:t>
             </w:r>
           </w:p>
+          <w:p>
+            <w:r>
+              <w:t>Questions to ask: “What stays the same?  What changes?” / “Plug in x = 0 to both.  What do you get?” / “Why doesn’t a −1 out front move the zeros?” (ZPP elicitation).</w:t>
+            </w:r>
+          </w:p>
+          <w:p>
+            <w:r>
+              <w:t>Adult role: teacher runs script + cold-calls; aide (if present) assists any student who hasn’t opened Desmos, keeps them inside the 90-sec window.</w:t>
+            </w:r>
+          </w:p>
         </w:tc>
       </w:tr>
     </w:tbl>
@@ -780,12 +848,17 @@
           </w:p>
           <w:p>
             <w:r>
-              <w:t>Teacher role: circulate.  No board teaching.  Prompt-only — answer questions with questions (“Plug in x = 0. Do you get −8?”).</w:t>
+              <w:t>Partner roles (IEP-friendly): “factor-finder” (Steps 1, 3) + “equation-checker” (Steps 2, 4).</w:t>
             </w:r>
           </w:p>
           <w:p>
             <w:r>
-              <w:t>Partner roles (IEP-friendly): “factor-finder” (Steps 1, 3) + “equation-checker” (Steps 2, 4).</w:t>
+              <w:t>Questions to ask (prompt-only — answer questions with questions): “Plug in x = 0. Do you get −8?” / “Set your factor = 0. Does it give x = −2?” / “Which Rule on the page are you using right now?”</w:t>
+            </w:r>
+          </w:p>
+          <w:p>
+            <w:r>
+              <w:t>Adult role: teacher circulates with prompts only; aide (if present) stations near pairs with processing-speed accommodations and prompts partner swap when the equation-checker stalls on Step 2.</w:t>
             </w:r>
           </w:p>
         </w:tc>
@@ -973,6 +1046,16 @@
               <w:t>Framework: synthesis, return to objectives, self-rating.  NOT optional.</w:t>
             </w:r>
           </w:p>
+          <w:p>
+            <w:r>
+              <w:t>Questions to ask: “Which Criterion for Success did you rate ‘partly’? What’s the blocker?” (feed answers into Day 3 warm-up) / “Who used ‘the zeros stay the same because...’ today?  Finish with what?” (Language Objective check).</w:t>
+            </w:r>
+          </w:p>
+          <w:p>
+            <w:r>
+              <w:t>Adult role: teacher leads script; aide (if present) scans self-ratings as packets tilt up during transition.</w:t>
+            </w:r>
+          </w:p>
         </w:tc>
       </w:tr>
     </w:tbl>
@@ -1140,13 +1223,22 @@
               <w:t>Why not CER here: full CER writing in 5 min is unrealistic and a DOK-3 task at the walk-out window is bad design.  The DOK-3 work is Reverse Engineering.</w:t>
             </w:r>
           </w:p>
+          <w:p>
+            <w:r>
+              <w:t>Questions to ask: none during write time. As papers come up: “Biggest thing you learned? Say it in one breath.”</w:t>
+            </w:r>
+          </w:p>
+          <w:p>
+            <w:r>
+              <w:t>Adult role: teacher collects at the door; aide (if present) totals #3 responses for next-day diagnostic while students pack up.</w:t>
+            </w:r>
+          </w:p>
         </w:tc>
       </w:tr>
     </w:tbl>
     <w:p/>
     <w:tbl>
       <w:tblPr>
-        <w:tblStyle w:val="TableGrid"/>
         <w:tblW w:type="auto" w:w="0"/>
         <w:tblLook w:firstColumn="1" w:firstRow="1" w:lastColumn="0" w:lastRow="0" w:noHBand="0" w:noVBand="1" w:val="04A0"/>
       </w:tblPr>
@@ -1157,12 +1249,22 @@
         <w:tc>
           <w:tcPr>
             <w:tcW w:type="dxa" w:w="10224"/>
+            <w:tcBorders>
+              <w:top w:val="single" w:sz="8" w:space="0" w:color="C0392B"/>
+              <w:left w:val="single" w:sz="8" w:space="0" w:color="C0392B"/>
+              <w:bottom w:val="single" w:sz="8" w:space="0" w:color="C0392B"/>
+              <w:right w:val="single" w:sz="8" w:space="0" w:color="C0392B"/>
+            </w:tcBorders>
+            <w:shd w:val="clear" w:color="auto" w:fill="FCEAE8"/>
+            <w:vAlign w:val="top"/>
           </w:tcPr>
           <w:p>
             <w:r/>
             <w:r>
               <w:rPr>
                 <w:b/>
+                <w:color w:val="C0392B"/>
+                <w:sz w:val="22"/>
               </w:rPr>
               <w:t>📤  EXIT TICKET  —  SUMMARY (student-facing)</w:t>
             </w:r>
@@ -1172,19 +1274,25 @@
               <w:t>Today we discovered:</w:t>
             </w:r>
           </w:p>
-          <w:p/>
+          <w:p>
+            <w:r/>
+          </w:p>
           <w:p>
             <w:r>
               <w:t>1.  When f(x) becomes −f(x), the zeros  ______________  and the graph  ______________ .</w:t>
             </w:r>
           </w:p>
-          <w:p/>
+          <w:p>
+            <w:r/>
+          </w:p>
           <w:p>
             <w:r>
               <w:t>2.  To find the leading number  a, I plug in a given  ______________  and solve for a.</w:t>
             </w:r>
           </w:p>
-          <w:p/>
+          <w:p>
+            <w:r/>
+          </w:p>
           <w:p>
             <w:r>
               <w:t>3.  One sentence — the most important thing I learned today:</w:t>
